--- a/Knowledge/3-Work knowledge/1-Software Engineering/2-General Technologies/2-Version Control System/1-Git, GitHub and GitLab/5-My Source/8-Git - Tag and Release.docx
+++ b/Knowledge/3-Work knowledge/1-Software Engineering/2-General Technologies/2-Version Control System/1-Git, GitHub and GitLab/5-My Source/8-Git - Tag and Release.docx
@@ -28948,17 +28948,116 @@
         </w:rPr>
         <w:t xml:space="preserve"># Source: </w:t>
       </w:r>
-      <w:proofErr w:type="spellStart"/>
-      <w:r>
-        <w:rPr>
-          <w:rFonts w:ascii="Arial" w:hAnsi="Arial"/>
-          <w:b/>
-          <w:sz w:val="18"/>
-          <w:highlight w:val="lightGray"/>
-        </w:rPr>
-        <w:t>ScreenShots</w:t>
-      </w:r>
-      <w:proofErr w:type="spellEnd"/>
+      <w:r>
+        <w:rPr>
+          <w:rFonts w:ascii="Arial" w:hAnsi="Arial" w:eastAsia="Arial" w:cs="Arial"/>
+          <w:b/>
+          <w:i w:val="0"/>
+          <w:color w:val="000000"/>
+          <w:sz w:val="18"/>
+          <w:highlight w:val="lightGray"/>
+        </w:rPr>
+        <w:t>S</w:t>
+      </w:r>
+      <w:r>
+        <w:rPr>
+          <w:rFonts w:ascii="Arial" w:hAnsi="Arial" w:eastAsia="Arial" w:cs="Arial"/>
+          <w:b/>
+          <w:i w:val="0"/>
+          <w:color w:val="000000"/>
+          <w:sz w:val="18"/>
+          <w:highlight w:val="lightGray"/>
+        </w:rPr>
+        <w:t>c</w:t>
+      </w:r>
+      <w:r>
+        <w:rPr>
+          <w:rFonts w:ascii="Arial" w:hAnsi="Arial" w:eastAsia="Arial" w:cs="Arial"/>
+          <w:b/>
+          <w:i w:val="0"/>
+          <w:color w:val="000000"/>
+          <w:sz w:val="18"/>
+          <w:highlight w:val="lightGray"/>
+        </w:rPr>
+        <w:t>r</w:t>
+      </w:r>
+      <w:r>
+        <w:rPr>
+          <w:rFonts w:ascii="Arial" w:hAnsi="Arial" w:eastAsia="Arial" w:cs="Arial"/>
+          <w:b/>
+          <w:i w:val="0"/>
+          <w:color w:val="000000"/>
+          <w:sz w:val="18"/>
+          <w:highlight w:val="lightGray"/>
+        </w:rPr>
+        <w:t>e</w:t>
+      </w:r>
+      <w:r>
+        <w:rPr>
+          <w:rFonts w:ascii="Arial" w:hAnsi="Arial" w:eastAsia="Arial" w:cs="Arial"/>
+          <w:b/>
+          <w:i w:val="0"/>
+          <w:color w:val="000000"/>
+          <w:sz w:val="18"/>
+          <w:highlight w:val="lightGray"/>
+        </w:rPr>
+        <w:t>e</w:t>
+      </w:r>
+      <w:r>
+        <w:rPr>
+          <w:rFonts w:ascii="Arial" w:hAnsi="Arial" w:eastAsia="Arial" w:cs="Arial"/>
+          <w:b/>
+          <w:i w:val="0"/>
+          <w:color w:val="000000"/>
+          <w:sz w:val="18"/>
+          <w:highlight w:val="lightGray"/>
+        </w:rPr>
+        <w:t>n</w:t>
+      </w:r>
+      <w:r>
+        <w:rPr>
+          <w:rFonts w:ascii="Arial" w:hAnsi="Arial" w:eastAsia="Arial" w:cs="Arial"/>
+          <w:b/>
+          <w:i w:val="0"/>
+          <w:color w:val="000000"/>
+          <w:sz w:val="18"/>
+          <w:highlight w:val="lightGray"/>
+        </w:rPr>
+        <w:t>S</w:t>
+      </w:r>
+      <w:r>
+        <w:rPr>
+          <w:rFonts w:ascii="Arial" w:hAnsi="Arial" w:eastAsia="Arial" w:cs="Arial"/>
+          <w:b/>
+          <w:i w:val="0"/>
+          <w:color w:val="000000"/>
+          <w:sz w:val="18"/>
+          <w:highlight w:val="lightGray"/>
+        </w:rPr>
+        <w:t>h</w:t>
+      </w:r>
+      <w:r>
+        <w:rPr>
+          <w:rFonts w:ascii="Arial" w:hAnsi="Arial" w:eastAsia="Arial" w:cs="Arial"/>
+          <w:b/>
+          <w:i w:val="0"/>
+          <w:color w:val="000000"/>
+          <w:sz w:val="18"/>
+          <w:highlight w:val="lightGray"/>
+        </w:rPr>
+        <w:t>o</w:t>
+      </w:r>
+      <w:r>
+        <w:rPr>
+          <w:rFonts w:ascii="Arial" w:hAnsi="Arial" w:eastAsia="Arial" w:cs="Arial"/>
+          <w:b/>
+          <w:i w:val="0"/>
+          <w:color w:val="000000"/>
+          <w:sz w:val="18"/>
+          <w:highlight w:val="lightGray"/>
+        </w:rPr>
+        <w:t>t</w:t>
+      </w:r>
       <w:r>
         <w:rPr>
           <w:rFonts w:ascii="Arial" w:hAnsi="Arial"/>
@@ -29001,7 +29100,6 @@
         </w:rPr>
         <w:t xml:space="preserve"> [Persons Table -&gt; ID Column: 1, </w:t>
       </w:r>
-      <w:proofErr w:type="spellStart"/>
       <w:r>
         <w:rPr>
           <w:rFonts w:ascii="Arial" w:hAnsi="Arial"/>
@@ -29010,7 +29108,6 @@
         </w:rPr>
         <w:t>Name_En</w:t>
       </w:r>
-      <w:proofErr w:type="spellEnd"/>
       <w:r>
         <w:rPr>
           <w:rFonts w:ascii="Arial" w:hAnsi="Arial"/>
@@ -29036,7 +29133,6 @@
         </w:rPr>
         <w:t xml:space="preserve"> [</w:t>
       </w:r>
-      <w:proofErr w:type="spellStart"/>
       <w:r>
         <w:rPr>
           <w:rFonts w:ascii="Arial" w:hAnsi="Arial"/>
@@ -29045,7 +29141,6 @@
         </w:rPr>
         <w:t>Lightshot</w:t>
       </w:r>
-      <w:proofErr w:type="spellEnd"/>
       <w:r>
         <w:rPr>
           <w:rFonts w:ascii="Arial" w:hAnsi="Arial"/>
@@ -29056,7 +29151,7 @@
       </w:r>
       <w:r>
         <w:rPr>
-          <w:rFonts w:ascii="Arial" w:eastAsia="Arial" w:hAnsi="Arial" w:cs="Arial"/>
+          <w:rFonts w:ascii="Arial" w:hAnsi="Arial"/>
           <w:b/>
           <w:color w:val="000000"/>
           <w:sz w:val="18"/>
@@ -29066,7 +29161,7 @@
       </w:r>
       <w:r>
         <w:rPr>
-          <w:rFonts w:ascii="Arial" w:eastAsia="Arial" w:hAnsi="Arial" w:cs="Arial"/>
+          <w:rFonts w:ascii="Arial" w:hAnsi="Arial"/>
           <w:color w:val="000000"/>
           <w:sz w:val="18"/>
           <w:highlight w:val="lightGray"/>
@@ -29184,17 +29279,116 @@
         </w:rPr>
         <w:t xml:space="preserve"># Source: </w:t>
       </w:r>
-      <w:proofErr w:type="spellStart"/>
-      <w:r>
-        <w:rPr>
-          <w:rFonts w:ascii="Arial" w:hAnsi="Arial"/>
-          <w:b/>
-          <w:sz w:val="18"/>
-          <w:highlight w:val="lightGray"/>
-        </w:rPr>
-        <w:t>ScreenShots</w:t>
-      </w:r>
-      <w:proofErr w:type="spellEnd"/>
+      <w:r>
+        <w:rPr>
+          <w:rFonts w:ascii="Arial" w:hAnsi="Arial" w:eastAsia="Arial" w:cs="Arial"/>
+          <w:b/>
+          <w:i w:val="0"/>
+          <w:color w:val="000000"/>
+          <w:sz w:val="18"/>
+          <w:highlight w:val="lightGray"/>
+        </w:rPr>
+        <w:t>S</w:t>
+      </w:r>
+      <w:r>
+        <w:rPr>
+          <w:rFonts w:ascii="Arial" w:hAnsi="Arial" w:eastAsia="Arial" w:cs="Arial"/>
+          <w:b/>
+          <w:i w:val="0"/>
+          <w:color w:val="000000"/>
+          <w:sz w:val="18"/>
+          <w:highlight w:val="lightGray"/>
+        </w:rPr>
+        <w:t>c</w:t>
+      </w:r>
+      <w:r>
+        <w:rPr>
+          <w:rFonts w:ascii="Arial" w:hAnsi="Arial" w:eastAsia="Arial" w:cs="Arial"/>
+          <w:b/>
+          <w:i w:val="0"/>
+          <w:color w:val="000000"/>
+          <w:sz w:val="18"/>
+          <w:highlight w:val="lightGray"/>
+        </w:rPr>
+        <w:t>r</w:t>
+      </w:r>
+      <w:r>
+        <w:rPr>
+          <w:rFonts w:ascii="Arial" w:hAnsi="Arial" w:eastAsia="Arial" w:cs="Arial"/>
+          <w:b/>
+          <w:i w:val="0"/>
+          <w:color w:val="000000"/>
+          <w:sz w:val="18"/>
+          <w:highlight w:val="lightGray"/>
+        </w:rPr>
+        <w:t>e</w:t>
+      </w:r>
+      <w:r>
+        <w:rPr>
+          <w:rFonts w:ascii="Arial" w:hAnsi="Arial" w:eastAsia="Arial" w:cs="Arial"/>
+          <w:b/>
+          <w:i w:val="0"/>
+          <w:color w:val="000000"/>
+          <w:sz w:val="18"/>
+          <w:highlight w:val="lightGray"/>
+        </w:rPr>
+        <w:t>e</w:t>
+      </w:r>
+      <w:r>
+        <w:rPr>
+          <w:rFonts w:ascii="Arial" w:hAnsi="Arial" w:eastAsia="Arial" w:cs="Arial"/>
+          <w:b/>
+          <w:i w:val="0"/>
+          <w:color w:val="000000"/>
+          <w:sz w:val="18"/>
+          <w:highlight w:val="lightGray"/>
+        </w:rPr>
+        <w:t>n</w:t>
+      </w:r>
+      <w:r>
+        <w:rPr>
+          <w:rFonts w:ascii="Arial" w:hAnsi="Arial" w:eastAsia="Arial" w:cs="Arial"/>
+          <w:b/>
+          <w:i w:val="0"/>
+          <w:color w:val="000000"/>
+          <w:sz w:val="18"/>
+          <w:highlight w:val="lightGray"/>
+        </w:rPr>
+        <w:t>S</w:t>
+      </w:r>
+      <w:r>
+        <w:rPr>
+          <w:rFonts w:ascii="Arial" w:hAnsi="Arial" w:eastAsia="Arial" w:cs="Arial"/>
+          <w:b/>
+          <w:i w:val="0"/>
+          <w:color w:val="000000"/>
+          <w:sz w:val="18"/>
+          <w:highlight w:val="lightGray"/>
+        </w:rPr>
+        <w:t>h</w:t>
+      </w:r>
+      <w:r>
+        <w:rPr>
+          <w:rFonts w:ascii="Arial" w:hAnsi="Arial" w:eastAsia="Arial" w:cs="Arial"/>
+          <w:b/>
+          <w:i w:val="0"/>
+          <w:color w:val="000000"/>
+          <w:sz w:val="18"/>
+          <w:highlight w:val="lightGray"/>
+        </w:rPr>
+        <w:t>o</w:t>
+      </w:r>
+      <w:r>
+        <w:rPr>
+          <w:rFonts w:ascii="Arial" w:hAnsi="Arial" w:eastAsia="Arial" w:cs="Arial"/>
+          <w:b/>
+          <w:i w:val="0"/>
+          <w:color w:val="000000"/>
+          <w:sz w:val="18"/>
+          <w:highlight w:val="lightGray"/>
+        </w:rPr>
+        <w:t>t</w:t>
+      </w:r>
       <w:r>
         <w:rPr>
           <w:rFonts w:ascii="Arial" w:hAnsi="Arial"/>
@@ -29237,7 +29431,6 @@
         </w:rPr>
         <w:t xml:space="preserve"> [Persons Table -&gt; ID Column: 1, </w:t>
       </w:r>
-      <w:proofErr w:type="spellStart"/>
       <w:r>
         <w:rPr>
           <w:rFonts w:ascii="Arial" w:hAnsi="Arial"/>
@@ -29246,7 +29439,6 @@
         </w:rPr>
         <w:t>Name_En</w:t>
       </w:r>
-      <w:proofErr w:type="spellEnd"/>
       <w:r>
         <w:rPr>
           <w:rFonts w:ascii="Arial" w:hAnsi="Arial"/>
@@ -29272,7 +29464,6 @@
         </w:rPr>
         <w:t xml:space="preserve"> [</w:t>
       </w:r>
-      <w:proofErr w:type="spellStart"/>
       <w:r>
         <w:rPr>
           <w:rFonts w:ascii="Arial" w:hAnsi="Arial"/>
@@ -29281,7 +29472,6 @@
         </w:rPr>
         <w:t>Lightshot</w:t>
       </w:r>
-      <w:proofErr w:type="spellEnd"/>
       <w:r>
         <w:rPr>
           <w:rFonts w:ascii="Arial" w:hAnsi="Arial"/>
@@ -29292,7 +29482,7 @@
       </w:r>
       <w:r>
         <w:rPr>
-          <w:rFonts w:ascii="Arial" w:eastAsia="Arial" w:hAnsi="Arial" w:cs="Arial"/>
+          <w:rFonts w:ascii="Arial" w:hAnsi="Arial"/>
           <w:b/>
           <w:color w:val="000000"/>
           <w:sz w:val="18"/>
@@ -29302,7 +29492,7 @@
       </w:r>
       <w:r>
         <w:rPr>
-          <w:rFonts w:ascii="Arial" w:eastAsia="Arial" w:hAnsi="Arial" w:cs="Arial"/>
+          <w:rFonts w:ascii="Arial" w:hAnsi="Arial"/>
           <w:color w:val="000000"/>
           <w:sz w:val="18"/>
           <w:highlight w:val="lightGray"/>
@@ -29452,17 +29642,116 @@
         </w:rPr>
         <w:t xml:space="preserve"># Source: </w:t>
       </w:r>
-      <w:proofErr w:type="spellStart"/>
-      <w:r>
-        <w:rPr>
-          <w:rFonts w:ascii="Arial" w:hAnsi="Arial"/>
-          <w:b/>
-          <w:sz w:val="18"/>
-          <w:highlight w:val="lightGray"/>
-        </w:rPr>
-        <w:t>ScreenShots</w:t>
-      </w:r>
-      <w:proofErr w:type="spellEnd"/>
+      <w:r>
+        <w:rPr>
+          <w:rFonts w:ascii="Arial" w:hAnsi="Arial" w:eastAsia="Arial" w:cs="Arial"/>
+          <w:b/>
+          <w:i w:val="0"/>
+          <w:color w:val="000000"/>
+          <w:sz w:val="18"/>
+          <w:highlight w:val="lightGray"/>
+        </w:rPr>
+        <w:t>S</w:t>
+      </w:r>
+      <w:r>
+        <w:rPr>
+          <w:rFonts w:ascii="Arial" w:hAnsi="Arial" w:eastAsia="Arial" w:cs="Arial"/>
+          <w:b/>
+          <w:i w:val="0"/>
+          <w:color w:val="000000"/>
+          <w:sz w:val="18"/>
+          <w:highlight w:val="lightGray"/>
+        </w:rPr>
+        <w:t>c</w:t>
+      </w:r>
+      <w:r>
+        <w:rPr>
+          <w:rFonts w:ascii="Arial" w:hAnsi="Arial" w:eastAsia="Arial" w:cs="Arial"/>
+          <w:b/>
+          <w:i w:val="0"/>
+          <w:color w:val="000000"/>
+          <w:sz w:val="18"/>
+          <w:highlight w:val="lightGray"/>
+        </w:rPr>
+        <w:t>r</w:t>
+      </w:r>
+      <w:r>
+        <w:rPr>
+          <w:rFonts w:ascii="Arial" w:hAnsi="Arial" w:eastAsia="Arial" w:cs="Arial"/>
+          <w:b/>
+          <w:i w:val="0"/>
+          <w:color w:val="000000"/>
+          <w:sz w:val="18"/>
+          <w:highlight w:val="lightGray"/>
+        </w:rPr>
+        <w:t>e</w:t>
+      </w:r>
+      <w:r>
+        <w:rPr>
+          <w:rFonts w:ascii="Arial" w:hAnsi="Arial" w:eastAsia="Arial" w:cs="Arial"/>
+          <w:b/>
+          <w:i w:val="0"/>
+          <w:color w:val="000000"/>
+          <w:sz w:val="18"/>
+          <w:highlight w:val="lightGray"/>
+        </w:rPr>
+        <w:t>e</w:t>
+      </w:r>
+      <w:r>
+        <w:rPr>
+          <w:rFonts w:ascii="Arial" w:hAnsi="Arial" w:eastAsia="Arial" w:cs="Arial"/>
+          <w:b/>
+          <w:i w:val="0"/>
+          <w:color w:val="000000"/>
+          <w:sz w:val="18"/>
+          <w:highlight w:val="lightGray"/>
+        </w:rPr>
+        <w:t>n</w:t>
+      </w:r>
+      <w:r>
+        <w:rPr>
+          <w:rFonts w:ascii="Arial" w:hAnsi="Arial" w:eastAsia="Arial" w:cs="Arial"/>
+          <w:b/>
+          <w:i w:val="0"/>
+          <w:color w:val="000000"/>
+          <w:sz w:val="18"/>
+          <w:highlight w:val="lightGray"/>
+        </w:rPr>
+        <w:t>S</w:t>
+      </w:r>
+      <w:r>
+        <w:rPr>
+          <w:rFonts w:ascii="Arial" w:hAnsi="Arial" w:eastAsia="Arial" w:cs="Arial"/>
+          <w:b/>
+          <w:i w:val="0"/>
+          <w:color w:val="000000"/>
+          <w:sz w:val="18"/>
+          <w:highlight w:val="lightGray"/>
+        </w:rPr>
+        <w:t>h</w:t>
+      </w:r>
+      <w:r>
+        <w:rPr>
+          <w:rFonts w:ascii="Arial" w:hAnsi="Arial" w:eastAsia="Arial" w:cs="Arial"/>
+          <w:b/>
+          <w:i w:val="0"/>
+          <w:color w:val="000000"/>
+          <w:sz w:val="18"/>
+          <w:highlight w:val="lightGray"/>
+        </w:rPr>
+        <w:t>o</w:t>
+      </w:r>
+      <w:r>
+        <w:rPr>
+          <w:rFonts w:ascii="Arial" w:hAnsi="Arial" w:eastAsia="Arial" w:cs="Arial"/>
+          <w:b/>
+          <w:i w:val="0"/>
+          <w:color w:val="000000"/>
+          <w:sz w:val="18"/>
+          <w:highlight w:val="lightGray"/>
+        </w:rPr>
+        <w:t>t</w:t>
+      </w:r>
       <w:r>
         <w:rPr>
           <w:rFonts w:ascii="Arial" w:hAnsi="Arial"/>
@@ -29505,7 +29794,6 @@
         </w:rPr>
         <w:t xml:space="preserve"> [Persons Table -&gt; ID Column: 1, </w:t>
       </w:r>
-      <w:proofErr w:type="spellStart"/>
       <w:r>
         <w:rPr>
           <w:rFonts w:ascii="Arial" w:hAnsi="Arial"/>
@@ -29514,7 +29802,6 @@
         </w:rPr>
         <w:t>Name_En</w:t>
       </w:r>
-      <w:proofErr w:type="spellEnd"/>
       <w:r>
         <w:rPr>
           <w:rFonts w:ascii="Arial" w:hAnsi="Arial"/>
@@ -29540,7 +29827,6 @@
         </w:rPr>
         <w:t xml:space="preserve"> [</w:t>
       </w:r>
-      <w:proofErr w:type="spellStart"/>
       <w:r>
         <w:rPr>
           <w:rFonts w:ascii="Arial" w:hAnsi="Arial"/>
@@ -29549,7 +29835,6 @@
         </w:rPr>
         <w:t>Lightshot</w:t>
       </w:r>
-      <w:proofErr w:type="spellEnd"/>
       <w:r>
         <w:rPr>
           <w:rFonts w:ascii="Arial" w:hAnsi="Arial"/>
@@ -29560,7 +29845,7 @@
       </w:r>
       <w:r>
         <w:rPr>
-          <w:rFonts w:ascii="Arial" w:eastAsia="Arial" w:hAnsi="Arial" w:cs="Arial"/>
+          <w:rFonts w:ascii="Arial" w:hAnsi="Arial"/>
           <w:b/>
           <w:color w:val="000000"/>
           <w:sz w:val="18"/>
@@ -29570,7 +29855,7 @@
       </w:r>
       <w:r>
         <w:rPr>
-          <w:rFonts w:ascii="Arial" w:eastAsia="Arial" w:hAnsi="Arial" w:cs="Arial"/>
+          <w:rFonts w:ascii="Arial" w:hAnsi="Arial"/>
           <w:color w:val="000000"/>
           <w:sz w:val="18"/>
           <w:highlight w:val="lightGray"/>
@@ -29728,17 +30013,116 @@
         </w:rPr>
         <w:t xml:space="preserve"># Source: </w:t>
       </w:r>
-      <w:proofErr w:type="spellStart"/>
-      <w:r>
-        <w:rPr>
-          <w:rFonts w:ascii="Arial" w:hAnsi="Arial"/>
-          <w:b/>
-          <w:sz w:val="18"/>
-          <w:highlight w:val="lightGray"/>
-        </w:rPr>
-        <w:t>ScreenShots</w:t>
-      </w:r>
-      <w:proofErr w:type="spellEnd"/>
+      <w:r>
+        <w:rPr>
+          <w:rFonts w:ascii="Arial" w:hAnsi="Arial" w:eastAsia="Arial" w:cs="Arial"/>
+          <w:b/>
+          <w:i w:val="0"/>
+          <w:color w:val="000000"/>
+          <w:sz w:val="18"/>
+          <w:highlight w:val="lightGray"/>
+        </w:rPr>
+        <w:t>S</w:t>
+      </w:r>
+      <w:r>
+        <w:rPr>
+          <w:rFonts w:ascii="Arial" w:hAnsi="Arial" w:eastAsia="Arial" w:cs="Arial"/>
+          <w:b/>
+          <w:i w:val="0"/>
+          <w:color w:val="000000"/>
+          <w:sz w:val="18"/>
+          <w:highlight w:val="lightGray"/>
+        </w:rPr>
+        <w:t>c</w:t>
+      </w:r>
+      <w:r>
+        <w:rPr>
+          <w:rFonts w:ascii="Arial" w:hAnsi="Arial" w:eastAsia="Arial" w:cs="Arial"/>
+          <w:b/>
+          <w:i w:val="0"/>
+          <w:color w:val="000000"/>
+          <w:sz w:val="18"/>
+          <w:highlight w:val="lightGray"/>
+        </w:rPr>
+        <w:t>r</w:t>
+      </w:r>
+      <w:r>
+        <w:rPr>
+          <w:rFonts w:ascii="Arial" w:hAnsi="Arial" w:eastAsia="Arial" w:cs="Arial"/>
+          <w:b/>
+          <w:i w:val="0"/>
+          <w:color w:val="000000"/>
+          <w:sz w:val="18"/>
+          <w:highlight w:val="lightGray"/>
+        </w:rPr>
+        <w:t>e</w:t>
+      </w:r>
+      <w:r>
+        <w:rPr>
+          <w:rFonts w:ascii="Arial" w:hAnsi="Arial" w:eastAsia="Arial" w:cs="Arial"/>
+          <w:b/>
+          <w:i w:val="0"/>
+          <w:color w:val="000000"/>
+          <w:sz w:val="18"/>
+          <w:highlight w:val="lightGray"/>
+        </w:rPr>
+        <w:t>e</w:t>
+      </w:r>
+      <w:r>
+        <w:rPr>
+          <w:rFonts w:ascii="Arial" w:hAnsi="Arial" w:eastAsia="Arial" w:cs="Arial"/>
+          <w:b/>
+          <w:i w:val="0"/>
+          <w:color w:val="000000"/>
+          <w:sz w:val="18"/>
+          <w:highlight w:val="lightGray"/>
+        </w:rPr>
+        <w:t>n</w:t>
+      </w:r>
+      <w:r>
+        <w:rPr>
+          <w:rFonts w:ascii="Arial" w:hAnsi="Arial" w:eastAsia="Arial" w:cs="Arial"/>
+          <w:b/>
+          <w:i w:val="0"/>
+          <w:color w:val="000000"/>
+          <w:sz w:val="18"/>
+          <w:highlight w:val="lightGray"/>
+        </w:rPr>
+        <w:t>S</w:t>
+      </w:r>
+      <w:r>
+        <w:rPr>
+          <w:rFonts w:ascii="Arial" w:hAnsi="Arial" w:eastAsia="Arial" w:cs="Arial"/>
+          <w:b/>
+          <w:i w:val="0"/>
+          <w:color w:val="000000"/>
+          <w:sz w:val="18"/>
+          <w:highlight w:val="lightGray"/>
+        </w:rPr>
+        <w:t>h</w:t>
+      </w:r>
+      <w:r>
+        <w:rPr>
+          <w:rFonts w:ascii="Arial" w:hAnsi="Arial" w:eastAsia="Arial" w:cs="Arial"/>
+          <w:b/>
+          <w:i w:val="0"/>
+          <w:color w:val="000000"/>
+          <w:sz w:val="18"/>
+          <w:highlight w:val="lightGray"/>
+        </w:rPr>
+        <w:t>o</w:t>
+      </w:r>
+      <w:r>
+        <w:rPr>
+          <w:rFonts w:ascii="Arial" w:hAnsi="Arial" w:eastAsia="Arial" w:cs="Arial"/>
+          <w:b/>
+          <w:i w:val="0"/>
+          <w:color w:val="000000"/>
+          <w:sz w:val="18"/>
+          <w:highlight w:val="lightGray"/>
+        </w:rPr>
+        <w:t>t</w:t>
+      </w:r>
       <w:r>
         <w:rPr>
           <w:rFonts w:ascii="Arial" w:hAnsi="Arial"/>
@@ -29781,7 +30165,6 @@
         </w:rPr>
         <w:t xml:space="preserve"> [Persons Table -&gt; ID Column: 1, </w:t>
       </w:r>
-      <w:proofErr w:type="spellStart"/>
       <w:r>
         <w:rPr>
           <w:rFonts w:ascii="Arial" w:hAnsi="Arial"/>
@@ -29790,7 +30173,6 @@
         </w:rPr>
         <w:t>Name_En</w:t>
       </w:r>
-      <w:proofErr w:type="spellEnd"/>
       <w:r>
         <w:rPr>
           <w:rFonts w:ascii="Arial" w:hAnsi="Arial"/>
@@ -29816,7 +30198,6 @@
         </w:rPr>
         <w:t xml:space="preserve"> [</w:t>
       </w:r>
-      <w:proofErr w:type="spellStart"/>
       <w:r>
         <w:rPr>
           <w:rFonts w:ascii="Arial" w:hAnsi="Arial"/>
@@ -29825,7 +30206,6 @@
         </w:rPr>
         <w:t>Lightshot</w:t>
       </w:r>
-      <w:proofErr w:type="spellEnd"/>
       <w:r>
         <w:rPr>
           <w:rFonts w:ascii="Arial" w:hAnsi="Arial"/>
@@ -29836,7 +30216,7 @@
       </w:r>
       <w:r>
         <w:rPr>
-          <w:rFonts w:ascii="Arial" w:eastAsia="Arial" w:hAnsi="Arial" w:cs="Arial"/>
+          <w:rFonts w:ascii="Arial" w:hAnsi="Arial"/>
           <w:b/>
           <w:color w:val="000000"/>
           <w:sz w:val="18"/>
@@ -29846,7 +30226,7 @@
       </w:r>
       <w:r>
         <w:rPr>
-          <w:rFonts w:ascii="Arial" w:eastAsia="Arial" w:hAnsi="Arial" w:cs="Arial"/>
+          <w:rFonts w:ascii="Arial" w:hAnsi="Arial"/>
           <w:color w:val="000000"/>
           <w:sz w:val="18"/>
           <w:highlight w:val="lightGray"/>
@@ -29997,17 +30377,116 @@
         </w:rPr>
         <w:t xml:space="preserve"># Source: </w:t>
       </w:r>
-      <w:proofErr w:type="spellStart"/>
-      <w:r>
-        <w:rPr>
-          <w:rFonts w:ascii="Arial" w:hAnsi="Arial"/>
-          <w:b/>
-          <w:sz w:val="18"/>
-          <w:highlight w:val="lightGray"/>
-        </w:rPr>
-        <w:t>ScreenShots</w:t>
-      </w:r>
-      <w:proofErr w:type="spellEnd"/>
+      <w:r>
+        <w:rPr>
+          <w:rFonts w:ascii="Arial" w:hAnsi="Arial" w:eastAsia="Arial" w:cs="Arial"/>
+          <w:b/>
+          <w:i w:val="0"/>
+          <w:color w:val="000000"/>
+          <w:sz w:val="18"/>
+          <w:highlight w:val="lightGray"/>
+        </w:rPr>
+        <w:t>S</w:t>
+      </w:r>
+      <w:r>
+        <w:rPr>
+          <w:rFonts w:ascii="Arial" w:hAnsi="Arial" w:eastAsia="Arial" w:cs="Arial"/>
+          <w:b/>
+          <w:i w:val="0"/>
+          <w:color w:val="000000"/>
+          <w:sz w:val="18"/>
+          <w:highlight w:val="lightGray"/>
+        </w:rPr>
+        <w:t>c</w:t>
+      </w:r>
+      <w:r>
+        <w:rPr>
+          <w:rFonts w:ascii="Arial" w:hAnsi="Arial" w:eastAsia="Arial" w:cs="Arial"/>
+          <w:b/>
+          <w:i w:val="0"/>
+          <w:color w:val="000000"/>
+          <w:sz w:val="18"/>
+          <w:highlight w:val="lightGray"/>
+        </w:rPr>
+        <w:t>r</w:t>
+      </w:r>
+      <w:r>
+        <w:rPr>
+          <w:rFonts w:ascii="Arial" w:hAnsi="Arial" w:eastAsia="Arial" w:cs="Arial"/>
+          <w:b/>
+          <w:i w:val="0"/>
+          <w:color w:val="000000"/>
+          <w:sz w:val="18"/>
+          <w:highlight w:val="lightGray"/>
+        </w:rPr>
+        <w:t>e</w:t>
+      </w:r>
+      <w:r>
+        <w:rPr>
+          <w:rFonts w:ascii="Arial" w:hAnsi="Arial" w:eastAsia="Arial" w:cs="Arial"/>
+          <w:b/>
+          <w:i w:val="0"/>
+          <w:color w:val="000000"/>
+          <w:sz w:val="18"/>
+          <w:highlight w:val="lightGray"/>
+        </w:rPr>
+        <w:t>e</w:t>
+      </w:r>
+      <w:r>
+        <w:rPr>
+          <w:rFonts w:ascii="Arial" w:hAnsi="Arial" w:eastAsia="Arial" w:cs="Arial"/>
+          <w:b/>
+          <w:i w:val="0"/>
+          <w:color w:val="000000"/>
+          <w:sz w:val="18"/>
+          <w:highlight w:val="lightGray"/>
+        </w:rPr>
+        <w:t>n</w:t>
+      </w:r>
+      <w:r>
+        <w:rPr>
+          <w:rFonts w:ascii="Arial" w:hAnsi="Arial" w:eastAsia="Arial" w:cs="Arial"/>
+          <w:b/>
+          <w:i w:val="0"/>
+          <w:color w:val="000000"/>
+          <w:sz w:val="18"/>
+          <w:highlight w:val="lightGray"/>
+        </w:rPr>
+        <w:t>S</w:t>
+      </w:r>
+      <w:r>
+        <w:rPr>
+          <w:rFonts w:ascii="Arial" w:hAnsi="Arial" w:eastAsia="Arial" w:cs="Arial"/>
+          <w:b/>
+          <w:i w:val="0"/>
+          <w:color w:val="000000"/>
+          <w:sz w:val="18"/>
+          <w:highlight w:val="lightGray"/>
+        </w:rPr>
+        <w:t>h</w:t>
+      </w:r>
+      <w:r>
+        <w:rPr>
+          <w:rFonts w:ascii="Arial" w:hAnsi="Arial" w:eastAsia="Arial" w:cs="Arial"/>
+          <w:b/>
+          <w:i w:val="0"/>
+          <w:color w:val="000000"/>
+          <w:sz w:val="18"/>
+          <w:highlight w:val="lightGray"/>
+        </w:rPr>
+        <w:t>o</w:t>
+      </w:r>
+      <w:r>
+        <w:rPr>
+          <w:rFonts w:ascii="Arial" w:hAnsi="Arial" w:eastAsia="Arial" w:cs="Arial"/>
+          <w:b/>
+          <w:i w:val="0"/>
+          <w:color w:val="000000"/>
+          <w:sz w:val="18"/>
+          <w:highlight w:val="lightGray"/>
+        </w:rPr>
+        <w:t>t</w:t>
+      </w:r>
       <w:r>
         <w:rPr>
           <w:rFonts w:ascii="Arial" w:hAnsi="Arial"/>
@@ -30050,7 +30529,6 @@
         </w:rPr>
         <w:t xml:space="preserve"> [Persons Table -&gt; ID Column: 1, </w:t>
       </w:r>
-      <w:proofErr w:type="spellStart"/>
       <w:r>
         <w:rPr>
           <w:rFonts w:ascii="Arial" w:hAnsi="Arial"/>
@@ -30059,7 +30537,6 @@
         </w:rPr>
         <w:t>Name_En</w:t>
       </w:r>
-      <w:proofErr w:type="spellEnd"/>
       <w:r>
         <w:rPr>
           <w:rFonts w:ascii="Arial" w:hAnsi="Arial"/>
@@ -30085,7 +30562,6 @@
         </w:rPr>
         <w:t xml:space="preserve"> [</w:t>
       </w:r>
-      <w:proofErr w:type="spellStart"/>
       <w:r>
         <w:rPr>
           <w:rFonts w:ascii="Arial" w:hAnsi="Arial"/>
@@ -30094,7 +30570,6 @@
         </w:rPr>
         <w:t>Lightshot</w:t>
       </w:r>
-      <w:proofErr w:type="spellEnd"/>
       <w:r>
         <w:rPr>
           <w:rFonts w:ascii="Arial" w:hAnsi="Arial"/>
@@ -30105,7 +30580,7 @@
       </w:r>
       <w:r>
         <w:rPr>
-          <w:rFonts w:ascii="Arial" w:eastAsia="Arial" w:hAnsi="Arial" w:cs="Arial"/>
+          <w:rFonts w:ascii="Arial" w:hAnsi="Arial"/>
           <w:b/>
           <w:color w:val="000000"/>
           <w:sz w:val="18"/>
@@ -30115,7 +30590,7 @@
       </w:r>
       <w:r>
         <w:rPr>
-          <w:rFonts w:ascii="Arial" w:eastAsia="Arial" w:hAnsi="Arial" w:cs="Arial"/>
+          <w:rFonts w:ascii="Arial" w:hAnsi="Arial"/>
           <w:color w:val="000000"/>
           <w:sz w:val="18"/>
           <w:highlight w:val="lightGray"/>
@@ -30357,17 +30832,116 @@
         </w:rPr>
         <w:t xml:space="preserve"># Source: </w:t>
       </w:r>
-      <w:proofErr w:type="spellStart"/>
-      <w:r>
-        <w:rPr>
-          <w:rFonts w:ascii="Arial" w:hAnsi="Arial"/>
-          <w:b/>
-          <w:sz w:val="18"/>
-          <w:highlight w:val="lightGray"/>
-        </w:rPr>
-        <w:t>ScreenShots</w:t>
-      </w:r>
-      <w:proofErr w:type="spellEnd"/>
+      <w:r>
+        <w:rPr>
+          <w:rFonts w:ascii="Arial" w:hAnsi="Arial" w:eastAsia="Arial" w:cs="Arial"/>
+          <w:b/>
+          <w:i w:val="0"/>
+          <w:color w:val="000000"/>
+          <w:sz w:val="18"/>
+          <w:highlight w:val="lightGray"/>
+        </w:rPr>
+        <w:t>S</w:t>
+      </w:r>
+      <w:r>
+        <w:rPr>
+          <w:rFonts w:ascii="Arial" w:hAnsi="Arial" w:eastAsia="Arial" w:cs="Arial"/>
+          <w:b/>
+          <w:i w:val="0"/>
+          <w:color w:val="000000"/>
+          <w:sz w:val="18"/>
+          <w:highlight w:val="lightGray"/>
+        </w:rPr>
+        <w:t>c</w:t>
+      </w:r>
+      <w:r>
+        <w:rPr>
+          <w:rFonts w:ascii="Arial" w:hAnsi="Arial" w:eastAsia="Arial" w:cs="Arial"/>
+          <w:b/>
+          <w:i w:val="0"/>
+          <w:color w:val="000000"/>
+          <w:sz w:val="18"/>
+          <w:highlight w:val="lightGray"/>
+        </w:rPr>
+        <w:t>r</w:t>
+      </w:r>
+      <w:r>
+        <w:rPr>
+          <w:rFonts w:ascii="Arial" w:hAnsi="Arial" w:eastAsia="Arial" w:cs="Arial"/>
+          <w:b/>
+          <w:i w:val="0"/>
+          <w:color w:val="000000"/>
+          <w:sz w:val="18"/>
+          <w:highlight w:val="lightGray"/>
+        </w:rPr>
+        <w:t>e</w:t>
+      </w:r>
+      <w:r>
+        <w:rPr>
+          <w:rFonts w:ascii="Arial" w:hAnsi="Arial" w:eastAsia="Arial" w:cs="Arial"/>
+          <w:b/>
+          <w:i w:val="0"/>
+          <w:color w:val="000000"/>
+          <w:sz w:val="18"/>
+          <w:highlight w:val="lightGray"/>
+        </w:rPr>
+        <w:t>e</w:t>
+      </w:r>
+      <w:r>
+        <w:rPr>
+          <w:rFonts w:ascii="Arial" w:hAnsi="Arial" w:eastAsia="Arial" w:cs="Arial"/>
+          <w:b/>
+          <w:i w:val="0"/>
+          <w:color w:val="000000"/>
+          <w:sz w:val="18"/>
+          <w:highlight w:val="lightGray"/>
+        </w:rPr>
+        <w:t>n</w:t>
+      </w:r>
+      <w:r>
+        <w:rPr>
+          <w:rFonts w:ascii="Arial" w:hAnsi="Arial" w:eastAsia="Arial" w:cs="Arial"/>
+          <w:b/>
+          <w:i w:val="0"/>
+          <w:color w:val="000000"/>
+          <w:sz w:val="18"/>
+          <w:highlight w:val="lightGray"/>
+        </w:rPr>
+        <w:t>S</w:t>
+      </w:r>
+      <w:r>
+        <w:rPr>
+          <w:rFonts w:ascii="Arial" w:hAnsi="Arial" w:eastAsia="Arial" w:cs="Arial"/>
+          <w:b/>
+          <w:i w:val="0"/>
+          <w:color w:val="000000"/>
+          <w:sz w:val="18"/>
+          <w:highlight w:val="lightGray"/>
+        </w:rPr>
+        <w:t>h</w:t>
+      </w:r>
+      <w:r>
+        <w:rPr>
+          <w:rFonts w:ascii="Arial" w:hAnsi="Arial" w:eastAsia="Arial" w:cs="Arial"/>
+          <w:b/>
+          <w:i w:val="0"/>
+          <w:color w:val="000000"/>
+          <w:sz w:val="18"/>
+          <w:highlight w:val="lightGray"/>
+        </w:rPr>
+        <w:t>o</w:t>
+      </w:r>
+      <w:r>
+        <w:rPr>
+          <w:rFonts w:ascii="Arial" w:hAnsi="Arial" w:eastAsia="Arial" w:cs="Arial"/>
+          <w:b/>
+          <w:i w:val="0"/>
+          <w:color w:val="000000"/>
+          <w:sz w:val="18"/>
+          <w:highlight w:val="lightGray"/>
+        </w:rPr>
+        <w:t>t</w:t>
+      </w:r>
       <w:r>
         <w:rPr>
           <w:rFonts w:ascii="Arial" w:hAnsi="Arial"/>
@@ -30410,7 +30984,6 @@
         </w:rPr>
         <w:t xml:space="preserve"> [Persons Table -&gt; ID Column: 1, </w:t>
       </w:r>
-      <w:proofErr w:type="spellStart"/>
       <w:r>
         <w:rPr>
           <w:rFonts w:ascii="Arial" w:hAnsi="Arial"/>
@@ -30419,7 +30992,6 @@
         </w:rPr>
         <w:t>Name_En</w:t>
       </w:r>
-      <w:proofErr w:type="spellEnd"/>
       <w:r>
         <w:rPr>
           <w:rFonts w:ascii="Arial" w:hAnsi="Arial"/>
@@ -30445,7 +31017,6 @@
         </w:rPr>
         <w:t xml:space="preserve"> [</w:t>
       </w:r>
-      <w:proofErr w:type="spellStart"/>
       <w:r>
         <w:rPr>
           <w:rFonts w:ascii="Arial" w:hAnsi="Arial"/>
@@ -30454,7 +31025,6 @@
         </w:rPr>
         <w:t>Lightshot</w:t>
       </w:r>
-      <w:proofErr w:type="spellEnd"/>
       <w:r>
         <w:rPr>
           <w:rFonts w:ascii="Arial" w:hAnsi="Arial"/>
@@ -30465,7 +31035,7 @@
       </w:r>
       <w:r>
         <w:rPr>
-          <w:rFonts w:ascii="Arial" w:eastAsia="Arial" w:hAnsi="Arial" w:cs="Arial"/>
+          <w:rFonts w:ascii="Arial" w:hAnsi="Arial"/>
           <w:b/>
           <w:color w:val="000000"/>
           <w:sz w:val="18"/>
@@ -30475,7 +31045,7 @@
       </w:r>
       <w:r>
         <w:rPr>
-          <w:rFonts w:ascii="Arial" w:eastAsia="Arial" w:hAnsi="Arial" w:cs="Arial"/>
+          <w:rFonts w:ascii="Arial" w:hAnsi="Arial"/>
           <w:color w:val="000000"/>
           <w:sz w:val="18"/>
           <w:highlight w:val="lightGray"/>
@@ -30618,17 +31188,116 @@
         </w:rPr>
         <w:t xml:space="preserve"># Source: </w:t>
       </w:r>
-      <w:proofErr w:type="spellStart"/>
-      <w:r>
-        <w:rPr>
-          <w:rFonts w:ascii="Arial" w:hAnsi="Arial"/>
-          <w:b/>
-          <w:sz w:val="18"/>
-          <w:highlight w:val="lightGray"/>
-        </w:rPr>
-        <w:t>ScreenShots</w:t>
-      </w:r>
-      <w:proofErr w:type="spellEnd"/>
+      <w:r>
+        <w:rPr>
+          <w:rFonts w:ascii="Arial" w:hAnsi="Arial" w:eastAsia="Arial" w:cs="Arial"/>
+          <w:b/>
+          <w:i w:val="0"/>
+          <w:color w:val="000000"/>
+          <w:sz w:val="18"/>
+          <w:highlight w:val="lightGray"/>
+        </w:rPr>
+        <w:t>S</w:t>
+      </w:r>
+      <w:r>
+        <w:rPr>
+          <w:rFonts w:ascii="Arial" w:hAnsi="Arial" w:eastAsia="Arial" w:cs="Arial"/>
+          <w:b/>
+          <w:i w:val="0"/>
+          <w:color w:val="000000"/>
+          <w:sz w:val="18"/>
+          <w:highlight w:val="lightGray"/>
+        </w:rPr>
+        <w:t>c</w:t>
+      </w:r>
+      <w:r>
+        <w:rPr>
+          <w:rFonts w:ascii="Arial" w:hAnsi="Arial" w:eastAsia="Arial" w:cs="Arial"/>
+          <w:b/>
+          <w:i w:val="0"/>
+          <w:color w:val="000000"/>
+          <w:sz w:val="18"/>
+          <w:highlight w:val="lightGray"/>
+        </w:rPr>
+        <w:t>r</w:t>
+      </w:r>
+      <w:r>
+        <w:rPr>
+          <w:rFonts w:ascii="Arial" w:hAnsi="Arial" w:eastAsia="Arial" w:cs="Arial"/>
+          <w:b/>
+          <w:i w:val="0"/>
+          <w:color w:val="000000"/>
+          <w:sz w:val="18"/>
+          <w:highlight w:val="lightGray"/>
+        </w:rPr>
+        <w:t>e</w:t>
+      </w:r>
+      <w:r>
+        <w:rPr>
+          <w:rFonts w:ascii="Arial" w:hAnsi="Arial" w:eastAsia="Arial" w:cs="Arial"/>
+          <w:b/>
+          <w:i w:val="0"/>
+          <w:color w:val="000000"/>
+          <w:sz w:val="18"/>
+          <w:highlight w:val="lightGray"/>
+        </w:rPr>
+        <w:t>e</w:t>
+      </w:r>
+      <w:r>
+        <w:rPr>
+          <w:rFonts w:ascii="Arial" w:hAnsi="Arial" w:eastAsia="Arial" w:cs="Arial"/>
+          <w:b/>
+          <w:i w:val="0"/>
+          <w:color w:val="000000"/>
+          <w:sz w:val="18"/>
+          <w:highlight w:val="lightGray"/>
+        </w:rPr>
+        <w:t>n</w:t>
+      </w:r>
+      <w:r>
+        <w:rPr>
+          <w:rFonts w:ascii="Arial" w:hAnsi="Arial" w:eastAsia="Arial" w:cs="Arial"/>
+          <w:b/>
+          <w:i w:val="0"/>
+          <w:color w:val="000000"/>
+          <w:sz w:val="18"/>
+          <w:highlight w:val="lightGray"/>
+        </w:rPr>
+        <w:t>S</w:t>
+      </w:r>
+      <w:r>
+        <w:rPr>
+          <w:rFonts w:ascii="Arial" w:hAnsi="Arial" w:eastAsia="Arial" w:cs="Arial"/>
+          <w:b/>
+          <w:i w:val="0"/>
+          <w:color w:val="000000"/>
+          <w:sz w:val="18"/>
+          <w:highlight w:val="lightGray"/>
+        </w:rPr>
+        <w:t>h</w:t>
+      </w:r>
+      <w:r>
+        <w:rPr>
+          <w:rFonts w:ascii="Arial" w:hAnsi="Arial" w:eastAsia="Arial" w:cs="Arial"/>
+          <w:b/>
+          <w:i w:val="0"/>
+          <w:color w:val="000000"/>
+          <w:sz w:val="18"/>
+          <w:highlight w:val="lightGray"/>
+        </w:rPr>
+        <w:t>o</w:t>
+      </w:r>
+      <w:r>
+        <w:rPr>
+          <w:rFonts w:ascii="Arial" w:hAnsi="Arial" w:eastAsia="Arial" w:cs="Arial"/>
+          <w:b/>
+          <w:i w:val="0"/>
+          <w:color w:val="000000"/>
+          <w:sz w:val="18"/>
+          <w:highlight w:val="lightGray"/>
+        </w:rPr>
+        <w:t>t</w:t>
+      </w:r>
       <w:r>
         <w:rPr>
           <w:rFonts w:ascii="Arial" w:hAnsi="Arial"/>
@@ -30671,7 +31340,6 @@
         </w:rPr>
         <w:t xml:space="preserve"> [Persons Table -&gt; ID Column: 1, </w:t>
       </w:r>
-      <w:proofErr w:type="spellStart"/>
       <w:r>
         <w:rPr>
           <w:rFonts w:ascii="Arial" w:hAnsi="Arial"/>
@@ -30680,7 +31348,6 @@
         </w:rPr>
         <w:t>Name_En</w:t>
       </w:r>
-      <w:proofErr w:type="spellEnd"/>
       <w:r>
         <w:rPr>
           <w:rFonts w:ascii="Arial" w:hAnsi="Arial"/>
@@ -30706,7 +31373,6 @@
         </w:rPr>
         <w:t xml:space="preserve"> [</w:t>
       </w:r>
-      <w:proofErr w:type="spellStart"/>
       <w:r>
         <w:rPr>
           <w:rFonts w:ascii="Arial" w:hAnsi="Arial"/>
@@ -30715,7 +31381,6 @@
         </w:rPr>
         <w:t>Lightshot</w:t>
       </w:r>
-      <w:proofErr w:type="spellEnd"/>
       <w:r>
         <w:rPr>
           <w:rFonts w:ascii="Arial" w:hAnsi="Arial"/>
@@ -30726,7 +31391,7 @@
       </w:r>
       <w:r>
         <w:rPr>
-          <w:rFonts w:ascii="Arial" w:eastAsia="Arial" w:hAnsi="Arial" w:cs="Arial"/>
+          <w:rFonts w:ascii="Arial" w:hAnsi="Arial"/>
           <w:b/>
           <w:color w:val="000000"/>
           <w:sz w:val="18"/>
@@ -30736,7 +31401,7 @@
       </w:r>
       <w:r>
         <w:rPr>
-          <w:rFonts w:ascii="Arial" w:eastAsia="Arial" w:hAnsi="Arial" w:cs="Arial"/>
+          <w:rFonts w:ascii="Arial" w:hAnsi="Arial"/>
           <w:color w:val="000000"/>
           <w:sz w:val="18"/>
           <w:highlight w:val="lightGray"/>
@@ -30923,17 +31588,116 @@
         </w:rPr>
         <w:t xml:space="preserve"># Source: </w:t>
       </w:r>
-      <w:proofErr w:type="spellStart"/>
-      <w:r>
-        <w:rPr>
-          <w:rFonts w:ascii="Arial" w:hAnsi="Arial"/>
-          <w:b/>
-          <w:sz w:val="18"/>
-          <w:highlight w:val="lightGray"/>
-        </w:rPr>
-        <w:t>ScreenShots</w:t>
-      </w:r>
-      <w:proofErr w:type="spellEnd"/>
+      <w:r>
+        <w:rPr>
+          <w:rFonts w:ascii="Arial" w:hAnsi="Arial" w:eastAsia="Arial" w:cs="Arial"/>
+          <w:b/>
+          <w:i w:val="0"/>
+          <w:color w:val="000000"/>
+          <w:sz w:val="18"/>
+          <w:highlight w:val="lightGray"/>
+        </w:rPr>
+        <w:t>S</w:t>
+      </w:r>
+      <w:r>
+        <w:rPr>
+          <w:rFonts w:ascii="Arial" w:hAnsi="Arial" w:eastAsia="Arial" w:cs="Arial"/>
+          <w:b/>
+          <w:i w:val="0"/>
+          <w:color w:val="000000"/>
+          <w:sz w:val="18"/>
+          <w:highlight w:val="lightGray"/>
+        </w:rPr>
+        <w:t>c</w:t>
+      </w:r>
+      <w:r>
+        <w:rPr>
+          <w:rFonts w:ascii="Arial" w:hAnsi="Arial" w:eastAsia="Arial" w:cs="Arial"/>
+          <w:b/>
+          <w:i w:val="0"/>
+          <w:color w:val="000000"/>
+          <w:sz w:val="18"/>
+          <w:highlight w:val="lightGray"/>
+        </w:rPr>
+        <w:t>r</w:t>
+      </w:r>
+      <w:r>
+        <w:rPr>
+          <w:rFonts w:ascii="Arial" w:hAnsi="Arial" w:eastAsia="Arial" w:cs="Arial"/>
+          <w:b/>
+          <w:i w:val="0"/>
+          <w:color w:val="000000"/>
+          <w:sz w:val="18"/>
+          <w:highlight w:val="lightGray"/>
+        </w:rPr>
+        <w:t>e</w:t>
+      </w:r>
+      <w:r>
+        <w:rPr>
+          <w:rFonts w:ascii="Arial" w:hAnsi="Arial" w:eastAsia="Arial" w:cs="Arial"/>
+          <w:b/>
+          <w:i w:val="0"/>
+          <w:color w:val="000000"/>
+          <w:sz w:val="18"/>
+          <w:highlight w:val="lightGray"/>
+        </w:rPr>
+        <w:t>e</w:t>
+      </w:r>
+      <w:r>
+        <w:rPr>
+          <w:rFonts w:ascii="Arial" w:hAnsi="Arial" w:eastAsia="Arial" w:cs="Arial"/>
+          <w:b/>
+          <w:i w:val="0"/>
+          <w:color w:val="000000"/>
+          <w:sz w:val="18"/>
+          <w:highlight w:val="lightGray"/>
+        </w:rPr>
+        <w:t>n</w:t>
+      </w:r>
+      <w:r>
+        <w:rPr>
+          <w:rFonts w:ascii="Arial" w:hAnsi="Arial" w:eastAsia="Arial" w:cs="Arial"/>
+          <w:b/>
+          <w:i w:val="0"/>
+          <w:color w:val="000000"/>
+          <w:sz w:val="18"/>
+          <w:highlight w:val="lightGray"/>
+        </w:rPr>
+        <w:t>S</w:t>
+      </w:r>
+      <w:r>
+        <w:rPr>
+          <w:rFonts w:ascii="Arial" w:hAnsi="Arial" w:eastAsia="Arial" w:cs="Arial"/>
+          <w:b/>
+          <w:i w:val="0"/>
+          <w:color w:val="000000"/>
+          <w:sz w:val="18"/>
+          <w:highlight w:val="lightGray"/>
+        </w:rPr>
+        <w:t>h</w:t>
+      </w:r>
+      <w:r>
+        <w:rPr>
+          <w:rFonts w:ascii="Arial" w:hAnsi="Arial" w:eastAsia="Arial" w:cs="Arial"/>
+          <w:b/>
+          <w:i w:val="0"/>
+          <w:color w:val="000000"/>
+          <w:sz w:val="18"/>
+          <w:highlight w:val="lightGray"/>
+        </w:rPr>
+        <w:t>o</w:t>
+      </w:r>
+      <w:r>
+        <w:rPr>
+          <w:rFonts w:ascii="Arial" w:hAnsi="Arial" w:eastAsia="Arial" w:cs="Arial"/>
+          <w:b/>
+          <w:i w:val="0"/>
+          <w:color w:val="000000"/>
+          <w:sz w:val="18"/>
+          <w:highlight w:val="lightGray"/>
+        </w:rPr>
+        <w:t>t</w:t>
+      </w:r>
       <w:r>
         <w:rPr>
           <w:rFonts w:ascii="Arial" w:hAnsi="Arial"/>
@@ -30976,7 +31740,6 @@
         </w:rPr>
         <w:t xml:space="preserve"> [Persons Table -&gt; ID Column: 1, </w:t>
       </w:r>
-      <w:proofErr w:type="spellStart"/>
       <w:r>
         <w:rPr>
           <w:rFonts w:ascii="Arial" w:hAnsi="Arial"/>
@@ -30985,7 +31748,6 @@
         </w:rPr>
         <w:t>Name_En</w:t>
       </w:r>
-      <w:proofErr w:type="spellEnd"/>
       <w:r>
         <w:rPr>
           <w:rFonts w:ascii="Arial" w:hAnsi="Arial"/>
@@ -31011,7 +31773,6 @@
         </w:rPr>
         <w:t xml:space="preserve"> [</w:t>
       </w:r>
-      <w:proofErr w:type="spellStart"/>
       <w:r>
         <w:rPr>
           <w:rFonts w:ascii="Arial" w:hAnsi="Arial"/>
@@ -31020,7 +31781,6 @@
         </w:rPr>
         <w:t>Lightshot</w:t>
       </w:r>
-      <w:proofErr w:type="spellEnd"/>
       <w:r>
         <w:rPr>
           <w:rFonts w:ascii="Arial" w:hAnsi="Arial"/>
@@ -31031,7 +31791,7 @@
       </w:r>
       <w:r>
         <w:rPr>
-          <w:rFonts w:ascii="Arial" w:eastAsia="Arial" w:hAnsi="Arial" w:cs="Arial"/>
+          <w:rFonts w:ascii="Arial" w:hAnsi="Arial"/>
           <w:b/>
           <w:color w:val="000000"/>
           <w:sz w:val="18"/>
@@ -31041,7 +31801,7 @@
       </w:r>
       <w:r>
         <w:rPr>
-          <w:rFonts w:ascii="Arial" w:eastAsia="Arial" w:hAnsi="Arial" w:cs="Arial"/>
+          <w:rFonts w:ascii="Arial" w:hAnsi="Arial"/>
           <w:color w:val="000000"/>
           <w:sz w:val="18"/>
           <w:highlight w:val="lightGray"/>
@@ -31219,17 +31979,116 @@
         </w:rPr>
         <w:t xml:space="preserve"># Source: </w:t>
       </w:r>
-      <w:proofErr w:type="spellStart"/>
-      <w:r>
-        <w:rPr>
-          <w:rFonts w:ascii="Arial" w:hAnsi="Arial"/>
-          <w:b/>
-          <w:sz w:val="18"/>
-          <w:highlight w:val="lightGray"/>
-        </w:rPr>
-        <w:t>ScreenShots</w:t>
-      </w:r>
-      <w:proofErr w:type="spellEnd"/>
+      <w:r>
+        <w:rPr>
+          <w:rFonts w:ascii="Arial" w:hAnsi="Arial" w:eastAsia="Arial" w:cs="Arial"/>
+          <w:b/>
+          <w:i w:val="0"/>
+          <w:color w:val="000000"/>
+          <w:sz w:val="18"/>
+          <w:highlight w:val="lightGray"/>
+        </w:rPr>
+        <w:t>S</w:t>
+      </w:r>
+      <w:r>
+        <w:rPr>
+          <w:rFonts w:ascii="Arial" w:hAnsi="Arial" w:eastAsia="Arial" w:cs="Arial"/>
+          <w:b/>
+          <w:i w:val="0"/>
+          <w:color w:val="000000"/>
+          <w:sz w:val="18"/>
+          <w:highlight w:val="lightGray"/>
+        </w:rPr>
+        <w:t>c</w:t>
+      </w:r>
+      <w:r>
+        <w:rPr>
+          <w:rFonts w:ascii="Arial" w:hAnsi="Arial" w:eastAsia="Arial" w:cs="Arial"/>
+          <w:b/>
+          <w:i w:val="0"/>
+          <w:color w:val="000000"/>
+          <w:sz w:val="18"/>
+          <w:highlight w:val="lightGray"/>
+        </w:rPr>
+        <w:t>r</w:t>
+      </w:r>
+      <w:r>
+        <w:rPr>
+          <w:rFonts w:ascii="Arial" w:hAnsi="Arial" w:eastAsia="Arial" w:cs="Arial"/>
+          <w:b/>
+          <w:i w:val="0"/>
+          <w:color w:val="000000"/>
+          <w:sz w:val="18"/>
+          <w:highlight w:val="lightGray"/>
+        </w:rPr>
+        <w:t>e</w:t>
+      </w:r>
+      <w:r>
+        <w:rPr>
+          <w:rFonts w:ascii="Arial" w:hAnsi="Arial" w:eastAsia="Arial" w:cs="Arial"/>
+          <w:b/>
+          <w:i w:val="0"/>
+          <w:color w:val="000000"/>
+          <w:sz w:val="18"/>
+          <w:highlight w:val="lightGray"/>
+        </w:rPr>
+        <w:t>e</w:t>
+      </w:r>
+      <w:r>
+        <w:rPr>
+          <w:rFonts w:ascii="Arial" w:hAnsi="Arial" w:eastAsia="Arial" w:cs="Arial"/>
+          <w:b/>
+          <w:i w:val="0"/>
+          <w:color w:val="000000"/>
+          <w:sz w:val="18"/>
+          <w:highlight w:val="lightGray"/>
+        </w:rPr>
+        <w:t>n</w:t>
+      </w:r>
+      <w:r>
+        <w:rPr>
+          <w:rFonts w:ascii="Arial" w:hAnsi="Arial" w:eastAsia="Arial" w:cs="Arial"/>
+          <w:b/>
+          <w:i w:val="0"/>
+          <w:color w:val="000000"/>
+          <w:sz w:val="18"/>
+          <w:highlight w:val="lightGray"/>
+        </w:rPr>
+        <w:t>S</w:t>
+      </w:r>
+      <w:r>
+        <w:rPr>
+          <w:rFonts w:ascii="Arial" w:hAnsi="Arial" w:eastAsia="Arial" w:cs="Arial"/>
+          <w:b/>
+          <w:i w:val="0"/>
+          <w:color w:val="000000"/>
+          <w:sz w:val="18"/>
+          <w:highlight w:val="lightGray"/>
+        </w:rPr>
+        <w:t>h</w:t>
+      </w:r>
+      <w:r>
+        <w:rPr>
+          <w:rFonts w:ascii="Arial" w:hAnsi="Arial" w:eastAsia="Arial" w:cs="Arial"/>
+          <w:b/>
+          <w:i w:val="0"/>
+          <w:color w:val="000000"/>
+          <w:sz w:val="18"/>
+          <w:highlight w:val="lightGray"/>
+        </w:rPr>
+        <w:t>o</w:t>
+      </w:r>
+      <w:r>
+        <w:rPr>
+          <w:rFonts w:ascii="Arial" w:hAnsi="Arial" w:eastAsia="Arial" w:cs="Arial"/>
+          <w:b/>
+          <w:i w:val="0"/>
+          <w:color w:val="000000"/>
+          <w:sz w:val="18"/>
+          <w:highlight w:val="lightGray"/>
+        </w:rPr>
+        <w:t>t</w:t>
+      </w:r>
       <w:r>
         <w:rPr>
           <w:rFonts w:ascii="Arial" w:hAnsi="Arial"/>
@@ -31272,7 +32131,6 @@
         </w:rPr>
         <w:t xml:space="preserve"> [Persons Table -&gt; ID Column: 1, </w:t>
       </w:r>
-      <w:proofErr w:type="spellStart"/>
       <w:r>
         <w:rPr>
           <w:rFonts w:ascii="Arial" w:hAnsi="Arial"/>
@@ -31281,7 +32139,6 @@
         </w:rPr>
         <w:t>Name_En</w:t>
       </w:r>
-      <w:proofErr w:type="spellEnd"/>
       <w:r>
         <w:rPr>
           <w:rFonts w:ascii="Arial" w:hAnsi="Arial"/>
@@ -31307,7 +32164,6 @@
         </w:rPr>
         <w:t xml:space="preserve"> [</w:t>
       </w:r>
-      <w:proofErr w:type="spellStart"/>
       <w:r>
         <w:rPr>
           <w:rFonts w:ascii="Arial" w:hAnsi="Arial"/>
@@ -31316,7 +32172,6 @@
         </w:rPr>
         <w:t>Lightshot</w:t>
       </w:r>
-      <w:proofErr w:type="spellEnd"/>
       <w:r>
         <w:rPr>
           <w:rFonts w:ascii="Arial" w:hAnsi="Arial"/>
@@ -31327,7 +32182,7 @@
       </w:r>
       <w:r>
         <w:rPr>
-          <w:rFonts w:ascii="Arial" w:eastAsia="Arial" w:hAnsi="Arial" w:cs="Arial"/>
+          <w:rFonts w:ascii="Arial" w:hAnsi="Arial"/>
           <w:b/>
           <w:color w:val="000000"/>
           <w:sz w:val="18"/>
@@ -31337,7 +32192,7 @@
       </w:r>
       <w:r>
         <w:rPr>
-          <w:rFonts w:ascii="Arial" w:eastAsia="Arial" w:hAnsi="Arial" w:cs="Arial"/>
+          <w:rFonts w:ascii="Arial" w:hAnsi="Arial"/>
           <w:color w:val="000000"/>
           <w:sz w:val="18"/>
           <w:highlight w:val="lightGray"/>
@@ -31512,17 +32367,116 @@
         </w:rPr>
         <w:t xml:space="preserve"># Source: </w:t>
       </w:r>
-      <w:proofErr w:type="spellStart"/>
-      <w:r>
-        <w:rPr>
-          <w:rFonts w:ascii="Arial" w:hAnsi="Arial"/>
-          <w:b/>
-          <w:sz w:val="18"/>
-          <w:highlight w:val="lightGray"/>
-        </w:rPr>
-        <w:t>ScreenShots</w:t>
-      </w:r>
-      <w:proofErr w:type="spellEnd"/>
+      <w:r>
+        <w:rPr>
+          <w:rFonts w:ascii="Arial" w:hAnsi="Arial" w:eastAsia="Arial" w:cs="Arial"/>
+          <w:b/>
+          <w:i w:val="0"/>
+          <w:color w:val="000000"/>
+          <w:sz w:val="18"/>
+          <w:highlight w:val="lightGray"/>
+        </w:rPr>
+        <w:t>S</w:t>
+      </w:r>
+      <w:r>
+        <w:rPr>
+          <w:rFonts w:ascii="Arial" w:hAnsi="Arial" w:eastAsia="Arial" w:cs="Arial"/>
+          <w:b/>
+          <w:i w:val="0"/>
+          <w:color w:val="000000"/>
+          <w:sz w:val="18"/>
+          <w:highlight w:val="lightGray"/>
+        </w:rPr>
+        <w:t>c</w:t>
+      </w:r>
+      <w:r>
+        <w:rPr>
+          <w:rFonts w:ascii="Arial" w:hAnsi="Arial" w:eastAsia="Arial" w:cs="Arial"/>
+          <w:b/>
+          <w:i w:val="0"/>
+          <w:color w:val="000000"/>
+          <w:sz w:val="18"/>
+          <w:highlight w:val="lightGray"/>
+        </w:rPr>
+        <w:t>r</w:t>
+      </w:r>
+      <w:r>
+        <w:rPr>
+          <w:rFonts w:ascii="Arial" w:hAnsi="Arial" w:eastAsia="Arial" w:cs="Arial"/>
+          <w:b/>
+          <w:i w:val="0"/>
+          <w:color w:val="000000"/>
+          <w:sz w:val="18"/>
+          <w:highlight w:val="lightGray"/>
+        </w:rPr>
+        <w:t>e</w:t>
+      </w:r>
+      <w:r>
+        <w:rPr>
+          <w:rFonts w:ascii="Arial" w:hAnsi="Arial" w:eastAsia="Arial" w:cs="Arial"/>
+          <w:b/>
+          <w:i w:val="0"/>
+          <w:color w:val="000000"/>
+          <w:sz w:val="18"/>
+          <w:highlight w:val="lightGray"/>
+        </w:rPr>
+        <w:t>e</w:t>
+      </w:r>
+      <w:r>
+        <w:rPr>
+          <w:rFonts w:ascii="Arial" w:hAnsi="Arial" w:eastAsia="Arial" w:cs="Arial"/>
+          <w:b/>
+          <w:i w:val="0"/>
+          <w:color w:val="000000"/>
+          <w:sz w:val="18"/>
+          <w:highlight w:val="lightGray"/>
+        </w:rPr>
+        <w:t>n</w:t>
+      </w:r>
+      <w:r>
+        <w:rPr>
+          <w:rFonts w:ascii="Arial" w:hAnsi="Arial" w:eastAsia="Arial" w:cs="Arial"/>
+          <w:b/>
+          <w:i w:val="0"/>
+          <w:color w:val="000000"/>
+          <w:sz w:val="18"/>
+          <w:highlight w:val="lightGray"/>
+        </w:rPr>
+        <w:t>S</w:t>
+      </w:r>
+      <w:r>
+        <w:rPr>
+          <w:rFonts w:ascii="Arial" w:hAnsi="Arial" w:eastAsia="Arial" w:cs="Arial"/>
+          <w:b/>
+          <w:i w:val="0"/>
+          <w:color w:val="000000"/>
+          <w:sz w:val="18"/>
+          <w:highlight w:val="lightGray"/>
+        </w:rPr>
+        <w:t>h</w:t>
+      </w:r>
+      <w:r>
+        <w:rPr>
+          <w:rFonts w:ascii="Arial" w:hAnsi="Arial" w:eastAsia="Arial" w:cs="Arial"/>
+          <w:b/>
+          <w:i w:val="0"/>
+          <w:color w:val="000000"/>
+          <w:sz w:val="18"/>
+          <w:highlight w:val="lightGray"/>
+        </w:rPr>
+        <w:t>o</w:t>
+      </w:r>
+      <w:r>
+        <w:rPr>
+          <w:rFonts w:ascii="Arial" w:hAnsi="Arial" w:eastAsia="Arial" w:cs="Arial"/>
+          <w:b/>
+          <w:i w:val="0"/>
+          <w:color w:val="000000"/>
+          <w:sz w:val="18"/>
+          <w:highlight w:val="lightGray"/>
+        </w:rPr>
+        <w:t>t</w:t>
+      </w:r>
       <w:r>
         <w:rPr>
           <w:rFonts w:ascii="Arial" w:hAnsi="Arial"/>
@@ -31565,7 +32519,6 @@
         </w:rPr>
         <w:t xml:space="preserve"> [Persons Table -&gt; ID Column: 1, </w:t>
       </w:r>
-      <w:proofErr w:type="spellStart"/>
       <w:r>
         <w:rPr>
           <w:rFonts w:ascii="Arial" w:hAnsi="Arial"/>
@@ -31574,7 +32527,6 @@
         </w:rPr>
         <w:t>Name_En</w:t>
       </w:r>
-      <w:proofErr w:type="spellEnd"/>
       <w:r>
         <w:rPr>
           <w:rFonts w:ascii="Arial" w:hAnsi="Arial"/>
@@ -31600,7 +32552,6 @@
         </w:rPr>
         <w:t xml:space="preserve"> [</w:t>
       </w:r>
-      <w:proofErr w:type="spellStart"/>
       <w:r>
         <w:rPr>
           <w:rFonts w:ascii="Arial" w:hAnsi="Arial"/>
@@ -31609,7 +32560,6 @@
         </w:rPr>
         <w:t>Lightshot</w:t>
       </w:r>
-      <w:proofErr w:type="spellEnd"/>
       <w:r>
         <w:rPr>
           <w:rFonts w:ascii="Arial" w:hAnsi="Arial"/>
@@ -31620,7 +32570,7 @@
       </w:r>
       <w:r>
         <w:rPr>
-          <w:rFonts w:ascii="Arial" w:eastAsia="Arial" w:hAnsi="Arial" w:cs="Arial"/>
+          <w:rFonts w:ascii="Arial" w:hAnsi="Arial"/>
           <w:b/>
           <w:color w:val="000000"/>
           <w:sz w:val="18"/>
@@ -31630,7 +32580,7 @@
       </w:r>
       <w:r>
         <w:rPr>
-          <w:rFonts w:ascii="Arial" w:eastAsia="Arial" w:hAnsi="Arial" w:cs="Arial"/>
+          <w:rFonts w:ascii="Arial" w:hAnsi="Arial"/>
           <w:color w:val="000000"/>
           <w:sz w:val="18"/>
           <w:highlight w:val="lightGray"/>
@@ -31795,224 +32745,276 @@
       </w:pPr>
       <w:r>
         <w:rPr>
-          <w:rFonts w:ascii="Arial" w:eastAsia="Arial" w:hAnsi="Arial" w:cs="Arial"/>
-          <w:b/>
-          <w:bCs/>
-          <w:sz w:val="18"/>
-          <w:szCs w:val="18"/>
+          <w:rFonts w:ascii="Arial" w:hAnsi="Arial"/>
+          <w:b/>
+          <w:sz w:val="18"/>
           <w:highlight w:val="lightGray"/>
         </w:rPr>
         <w:t xml:space="preserve"># Source: </w:t>
       </w:r>
-      <w:proofErr w:type="spellStart"/>
-      <w:r>
-        <w:rPr>
-          <w:rFonts w:ascii="Arial" w:eastAsia="Arial" w:hAnsi="Arial" w:cs="Arial"/>
-          <w:b/>
-          <w:bCs/>
-          <w:sz w:val="18"/>
-          <w:szCs w:val="18"/>
-          <w:highlight w:val="lightGray"/>
-        </w:rPr>
-        <w:t>ScreenShots</w:t>
-      </w:r>
-      <w:proofErr w:type="spellEnd"/>
-      <w:r>
-        <w:rPr>
-          <w:rFonts w:ascii="Arial" w:eastAsia="Arial" w:hAnsi="Arial" w:cs="Arial"/>
-          <w:sz w:val="18"/>
-          <w:szCs w:val="18"/>
+      <w:r>
+        <w:rPr>
+          <w:rFonts w:ascii="Arial" w:hAnsi="Arial" w:eastAsia="Arial" w:cs="Arial"/>
+          <w:b/>
+          <w:i w:val="0"/>
+          <w:color w:val="000000"/>
+          <w:sz w:val="18"/>
+          <w:highlight w:val="lightGray"/>
+        </w:rPr>
+        <w:t>S</w:t>
+      </w:r>
+      <w:r>
+        <w:rPr>
+          <w:rFonts w:ascii="Arial" w:hAnsi="Arial" w:eastAsia="Arial" w:cs="Arial"/>
+          <w:b/>
+          <w:i w:val="0"/>
+          <w:color w:val="000000"/>
+          <w:sz w:val="18"/>
+          <w:highlight w:val="lightGray"/>
+        </w:rPr>
+        <w:t>c</w:t>
+      </w:r>
+      <w:r>
+        <w:rPr>
+          <w:rFonts w:ascii="Arial" w:hAnsi="Arial" w:eastAsia="Arial" w:cs="Arial"/>
+          <w:b/>
+          <w:i w:val="0"/>
+          <w:color w:val="000000"/>
+          <w:sz w:val="18"/>
+          <w:highlight w:val="lightGray"/>
+        </w:rPr>
+        <w:t>r</w:t>
+      </w:r>
+      <w:r>
+        <w:rPr>
+          <w:rFonts w:ascii="Arial" w:hAnsi="Arial" w:eastAsia="Arial" w:cs="Arial"/>
+          <w:b/>
+          <w:i w:val="0"/>
+          <w:color w:val="000000"/>
+          <w:sz w:val="18"/>
+          <w:highlight w:val="lightGray"/>
+        </w:rPr>
+        <w:t>e</w:t>
+      </w:r>
+      <w:r>
+        <w:rPr>
+          <w:rFonts w:ascii="Arial" w:hAnsi="Arial" w:eastAsia="Arial" w:cs="Arial"/>
+          <w:b/>
+          <w:i w:val="0"/>
+          <w:color w:val="000000"/>
+          <w:sz w:val="18"/>
+          <w:highlight w:val="lightGray"/>
+        </w:rPr>
+        <w:t>e</w:t>
+      </w:r>
+      <w:r>
+        <w:rPr>
+          <w:rFonts w:ascii="Arial" w:hAnsi="Arial" w:eastAsia="Arial" w:cs="Arial"/>
+          <w:b/>
+          <w:i w:val="0"/>
+          <w:color w:val="000000"/>
+          <w:sz w:val="18"/>
+          <w:highlight w:val="lightGray"/>
+        </w:rPr>
+        <w:t>n</w:t>
+      </w:r>
+      <w:r>
+        <w:rPr>
+          <w:rFonts w:ascii="Arial" w:hAnsi="Arial" w:eastAsia="Arial" w:cs="Arial"/>
+          <w:b/>
+          <w:i w:val="0"/>
+          <w:color w:val="000000"/>
+          <w:sz w:val="18"/>
+          <w:highlight w:val="lightGray"/>
+        </w:rPr>
+        <w:t>S</w:t>
+      </w:r>
+      <w:r>
+        <w:rPr>
+          <w:rFonts w:ascii="Arial" w:hAnsi="Arial" w:eastAsia="Arial" w:cs="Arial"/>
+          <w:b/>
+          <w:i w:val="0"/>
+          <w:color w:val="000000"/>
+          <w:sz w:val="18"/>
+          <w:highlight w:val="lightGray"/>
+        </w:rPr>
+        <w:t>h</w:t>
+      </w:r>
+      <w:r>
+        <w:rPr>
+          <w:rFonts w:ascii="Arial" w:hAnsi="Arial" w:eastAsia="Arial" w:cs="Arial"/>
+          <w:b/>
+          <w:i w:val="0"/>
+          <w:color w:val="000000"/>
+          <w:sz w:val="18"/>
+          <w:highlight w:val="lightGray"/>
+        </w:rPr>
+        <w:t>o</w:t>
+      </w:r>
+      <w:r>
+        <w:rPr>
+          <w:rFonts w:ascii="Arial" w:hAnsi="Arial" w:eastAsia="Arial" w:cs="Arial"/>
+          <w:b/>
+          <w:i w:val="0"/>
+          <w:color w:val="000000"/>
+          <w:sz w:val="18"/>
+          <w:highlight w:val="lightGray"/>
+        </w:rPr>
+        <w:t>t</w:t>
+      </w:r>
+      <w:r>
+        <w:rPr>
+          <w:rFonts w:ascii="Arial" w:hAnsi="Arial"/>
+          <w:sz w:val="18"/>
           <w:highlight w:val="lightGray"/>
         </w:rPr>
         <w:t xml:space="preserve"> </w:t>
       </w:r>
       <w:r>
         <w:rPr>
-          <w:rFonts w:ascii="Arial" w:eastAsia="Arial" w:hAnsi="Arial" w:cs="Arial"/>
-          <w:b/>
-          <w:bCs/>
-          <w:sz w:val="18"/>
-          <w:szCs w:val="18"/>
+          <w:rFonts w:ascii="Arial" w:hAnsi="Arial"/>
+          <w:b/>
+          <w:sz w:val="18"/>
           <w:highlight w:val="lightGray"/>
         </w:rPr>
         <w:t>Source</w:t>
       </w:r>
       <w:r>
         <w:rPr>
-          <w:rFonts w:ascii="Arial" w:eastAsia="Arial" w:hAnsi="Arial" w:cs="Arial"/>
-          <w:sz w:val="18"/>
-          <w:szCs w:val="18"/>
+          <w:rFonts w:ascii="Arial" w:hAnsi="Arial"/>
+          <w:sz w:val="18"/>
           <w:highlight w:val="lightGray"/>
         </w:rPr>
         <w:t xml:space="preserve">: </w:t>
       </w:r>
       <w:r>
         <w:rPr>
-          <w:rFonts w:ascii="Arial" w:eastAsia="Arial" w:hAnsi="Arial" w:cs="Arial"/>
-          <w:b/>
-          <w:bCs/>
-          <w:sz w:val="18"/>
-          <w:szCs w:val="18"/>
+          <w:rFonts w:ascii="Arial" w:hAnsi="Arial"/>
+          <w:b/>
+          <w:sz w:val="18"/>
           <w:highlight w:val="lightGray"/>
         </w:rPr>
         <w:t>Provided by:</w:t>
       </w:r>
       <w:r>
         <w:rPr>
-          <w:rFonts w:ascii="Arial" w:eastAsia="Arial" w:hAnsi="Arial" w:cs="Arial"/>
-          <w:sz w:val="18"/>
-          <w:szCs w:val="18"/>
+          <w:rFonts w:ascii="Arial" w:hAnsi="Arial"/>
+          <w:sz w:val="18"/>
           <w:highlight w:val="lightGray"/>
         </w:rPr>
         <w:t xml:space="preserve"> [Persons Table -&gt; ID Column: 1, </w:t>
       </w:r>
-      <w:proofErr w:type="spellStart"/>
-      <w:r>
-        <w:rPr>
-          <w:rFonts w:ascii="Arial" w:eastAsia="Arial" w:hAnsi="Arial" w:cs="Arial"/>
-          <w:sz w:val="18"/>
-          <w:szCs w:val="18"/>
+      <w:r>
+        <w:rPr>
+          <w:rFonts w:ascii="Arial" w:hAnsi="Arial"/>
+          <w:sz w:val="18"/>
           <w:highlight w:val="lightGray"/>
         </w:rPr>
         <w:t>Name_En</w:t>
       </w:r>
-      <w:proofErr w:type="spellEnd"/>
-      <w:r>
-        <w:rPr>
-          <w:rFonts w:ascii="Arial" w:eastAsia="Arial" w:hAnsi="Arial" w:cs="Arial"/>
-          <w:sz w:val="18"/>
-          <w:szCs w:val="18"/>
+      <w:r>
+        <w:rPr>
+          <w:rFonts w:ascii="Arial" w:hAnsi="Arial"/>
+          <w:sz w:val="18"/>
           <w:highlight w:val="lightGray"/>
         </w:rPr>
         <w:t xml:space="preserve"> Column: Motasem Essam] -&gt; </w:t>
       </w:r>
       <w:r>
         <w:rPr>
-          <w:rFonts w:ascii="Arial" w:eastAsia="Arial" w:hAnsi="Arial" w:cs="Arial"/>
-          <w:b/>
-          <w:bCs/>
-          <w:sz w:val="18"/>
-          <w:szCs w:val="18"/>
+          <w:rFonts w:ascii="Arial" w:hAnsi="Arial"/>
+          <w:b/>
+          <w:sz w:val="18"/>
           <w:highlight w:val="lightGray"/>
         </w:rPr>
         <w:t>Tool:</w:t>
       </w:r>
       <w:r>
         <w:rPr>
-          <w:rFonts w:ascii="Arial" w:eastAsia="Arial" w:hAnsi="Arial" w:cs="Arial"/>
-          <w:sz w:val="18"/>
-          <w:szCs w:val="18"/>
+          <w:rFonts w:ascii="Arial" w:hAnsi="Arial"/>
+          <w:sz w:val="18"/>
           <w:highlight w:val="lightGray"/>
         </w:rPr>
         <w:t xml:space="preserve"> [</w:t>
       </w:r>
-      <w:proofErr w:type="spellStart"/>
-      <w:r>
-        <w:rPr>
-          <w:rFonts w:ascii="Arial" w:eastAsia="Arial" w:hAnsi="Arial" w:cs="Arial"/>
-          <w:sz w:val="18"/>
-          <w:szCs w:val="18"/>
+      <w:r>
+        <w:rPr>
+          <w:rFonts w:ascii="Arial" w:hAnsi="Arial"/>
+          <w:sz w:val="18"/>
           <w:highlight w:val="lightGray"/>
         </w:rPr>
         <w:t>Lightshot</w:t>
       </w:r>
-      <w:proofErr w:type="spellEnd"/>
-      <w:r>
-        <w:rPr>
-          <w:rFonts w:ascii="Arial" w:eastAsia="Arial" w:hAnsi="Arial" w:cs="Arial"/>
-          <w:sz w:val="18"/>
-          <w:szCs w:val="18"/>
+      <w:r>
+        <w:rPr>
+          <w:rFonts w:ascii="Arial" w:hAnsi="Arial"/>
+          <w:sz w:val="18"/>
           <w:highlight w:val="lightGray"/>
         </w:rPr>
         <w:t xml:space="preserve"> Program] -&gt; </w:t>
       </w:r>
       <w:r>
         <w:rPr>
-          <w:rFonts w:ascii="Arial" w:eastAsia="Arial" w:hAnsi="Arial" w:cs="Arial"/>
-          <w:b/>
-          <w:bCs/>
-          <w:sz w:val="18"/>
-          <w:szCs w:val="18"/>
+          <w:rFonts w:ascii="Arial" w:hAnsi="Arial"/>
+          <w:b/>
+          <w:sz w:val="18"/>
           <w:highlight w:val="lightGray"/>
         </w:rPr>
         <w:t xml:space="preserve">From </w:t>
       </w:r>
       <w:r>
         <w:rPr>
-          <w:rFonts w:ascii="Arial" w:eastAsia="Arial" w:hAnsi="Arial" w:cs="Arial"/>
-          <w:sz w:val="18"/>
-          <w:szCs w:val="18"/>
+          <w:rFonts w:ascii="Arial" w:hAnsi="Arial"/>
+          <w:sz w:val="18"/>
           <w:highlight w:val="lightGray"/>
         </w:rPr>
         <w:t xml:space="preserve">[Site: https://github.com] </w:t>
       </w:r>
       <w:r>
         <w:rPr>
-          <w:rFonts w:ascii="Arial" w:eastAsia="Arial" w:hAnsi="Arial" w:cs="Arial"/>
-          <w:b/>
-          <w:bCs/>
-          <w:sz w:val="18"/>
-          <w:szCs w:val="18"/>
+          <w:rFonts w:ascii="Arial" w:hAnsi="Arial"/>
+          <w:b/>
+          <w:sz w:val="18"/>
           <w:highlight w:val="lightGray"/>
         </w:rPr>
         <w:t>on</w:t>
       </w:r>
       <w:r>
         <w:rPr>
-          <w:rFonts w:ascii="Arial" w:eastAsia="Arial" w:hAnsi="Arial" w:cs="Arial"/>
-          <w:sz w:val="18"/>
-          <w:szCs w:val="18"/>
+          <w:rFonts w:ascii="Arial" w:hAnsi="Arial"/>
+          <w:sz w:val="18"/>
           <w:highlight w:val="lightGray"/>
         </w:rPr>
         <w:t xml:space="preserve"> [</w:t>
       </w:r>
       <w:r>
         <w:rPr>
-          <w:rFonts w:ascii="Arial" w:eastAsia="Arial" w:hAnsi="Arial" w:cs="Arial"/>
-          <w:bCs/>
-          <w:kern w:val="0"/>
-          <w:sz w:val="18"/>
-          <w:szCs w:val="14"/>
-          <w:highlight w:val="lightGray"/>
-          <w:shd w:val="clear" w:color="auto" w:fill="B7B7B7"/>
-          <w:lang w:val="en"/>
-          <w14:ligatures w14:val="none"/>
+          <w:rFonts w:ascii="Arial" w:hAnsi="Arial"/>
+          <w:sz w:val="18"/>
+          <w:highlight w:val="lightGray"/>
         </w:rPr>
         <w:t>2/</w:t>
       </w:r>
       <w:r>
         <w:rPr>
-          <w:rFonts w:ascii="Arial" w:eastAsia="Arial" w:hAnsi="Arial" w:cs="Arial"/>
-          <w:bCs/>
-          <w:kern w:val="0"/>
-          <w:sz w:val="18"/>
-          <w:szCs w:val="14"/>
-          <w:highlight w:val="lightGray"/>
-          <w:shd w:val="clear" w:color="auto" w:fill="B7B7B7"/>
-          <w:lang w:val="en"/>
-          <w14:ligatures w14:val="none"/>
+          <w:rFonts w:ascii="Arial" w:hAnsi="Arial"/>
+          <w:sz w:val="18"/>
+          <w:highlight w:val="lightGray"/>
         </w:rPr>
         <w:t>19</w:t>
       </w:r>
       <w:r>
         <w:rPr>
-          <w:rFonts w:ascii="Arial" w:eastAsia="Arial" w:hAnsi="Arial" w:cs="Arial"/>
-          <w:bCs/>
-          <w:kern w:val="0"/>
-          <w:sz w:val="18"/>
-          <w:szCs w:val="14"/>
-          <w:highlight w:val="lightGray"/>
-          <w:shd w:val="clear" w:color="auto" w:fill="B7B7B7"/>
-          <w:lang w:val="en"/>
-          <w14:ligatures w14:val="none"/>
+          <w:rFonts w:ascii="Arial" w:hAnsi="Arial"/>
+          <w:sz w:val="18"/>
+          <w:highlight w:val="lightGray"/>
         </w:rPr>
         <w:t>/2026</w:t>
       </w:r>
       <w:r>
         <w:rPr>
-          <w:rFonts w:ascii="Arial" w:eastAsia="Arial" w:hAnsi="Arial" w:cs="Arial"/>
-          <w:sz w:val="18"/>
-          <w:szCs w:val="18"/>
+          <w:rFonts w:ascii="Arial" w:hAnsi="Arial"/>
+          <w:sz w:val="18"/>
           <w:highlight w:val="lightGray"/>
         </w:rPr>
         <w:t>]</w:t>
@@ -32388,153 +33390,227 @@
       </w:pPr>
       <w:r>
         <w:rPr>
-          <w:rFonts w:ascii="Arial" w:eastAsia="Arial" w:hAnsi="Arial" w:cs="Arial"/>
-          <w:b/>
-          <w:bCs/>
-          <w:sz w:val="18"/>
-          <w:szCs w:val="18"/>
+          <w:rFonts w:ascii="Arial" w:hAnsi="Arial"/>
+          <w:b/>
+          <w:sz w:val="18"/>
           <w:highlight w:val="lightGray"/>
         </w:rPr>
         <w:t xml:space="preserve"># Source: </w:t>
       </w:r>
-      <w:proofErr w:type="spellStart"/>
-      <w:r>
-        <w:rPr>
-          <w:rFonts w:ascii="Arial" w:eastAsia="Arial" w:hAnsi="Arial" w:cs="Arial"/>
-          <w:b/>
-          <w:bCs/>
-          <w:sz w:val="18"/>
-          <w:szCs w:val="18"/>
-          <w:highlight w:val="lightGray"/>
-        </w:rPr>
-        <w:t>ScreenShots</w:t>
-      </w:r>
-      <w:proofErr w:type="spellEnd"/>
-      <w:r>
-        <w:rPr>
-          <w:rFonts w:ascii="Arial" w:eastAsia="Arial" w:hAnsi="Arial" w:cs="Arial"/>
-          <w:sz w:val="18"/>
-          <w:szCs w:val="18"/>
+      <w:r>
+        <w:rPr>
+          <w:rFonts w:ascii="Arial" w:hAnsi="Arial" w:eastAsia="Arial" w:cs="Arial"/>
+          <w:b/>
+          <w:i w:val="0"/>
+          <w:color w:val="000000"/>
+          <w:sz w:val="18"/>
+          <w:highlight w:val="lightGray"/>
+        </w:rPr>
+        <w:t>S</w:t>
+      </w:r>
+      <w:r>
+        <w:rPr>
+          <w:rFonts w:ascii="Arial" w:hAnsi="Arial" w:eastAsia="Arial" w:cs="Arial"/>
+          <w:b/>
+          <w:i w:val="0"/>
+          <w:color w:val="000000"/>
+          <w:sz w:val="18"/>
+          <w:highlight w:val="lightGray"/>
+        </w:rPr>
+        <w:t>c</w:t>
+      </w:r>
+      <w:r>
+        <w:rPr>
+          <w:rFonts w:ascii="Arial" w:hAnsi="Arial" w:eastAsia="Arial" w:cs="Arial"/>
+          <w:b/>
+          <w:i w:val="0"/>
+          <w:color w:val="000000"/>
+          <w:sz w:val="18"/>
+          <w:highlight w:val="lightGray"/>
+        </w:rPr>
+        <w:t>r</w:t>
+      </w:r>
+      <w:r>
+        <w:rPr>
+          <w:rFonts w:ascii="Arial" w:hAnsi="Arial" w:eastAsia="Arial" w:cs="Arial"/>
+          <w:b/>
+          <w:i w:val="0"/>
+          <w:color w:val="000000"/>
+          <w:sz w:val="18"/>
+          <w:highlight w:val="lightGray"/>
+        </w:rPr>
+        <w:t>e</w:t>
+      </w:r>
+      <w:r>
+        <w:rPr>
+          <w:rFonts w:ascii="Arial" w:hAnsi="Arial" w:eastAsia="Arial" w:cs="Arial"/>
+          <w:b/>
+          <w:i w:val="0"/>
+          <w:color w:val="000000"/>
+          <w:sz w:val="18"/>
+          <w:highlight w:val="lightGray"/>
+        </w:rPr>
+        <w:t>e</w:t>
+      </w:r>
+      <w:r>
+        <w:rPr>
+          <w:rFonts w:ascii="Arial" w:hAnsi="Arial" w:eastAsia="Arial" w:cs="Arial"/>
+          <w:b/>
+          <w:i w:val="0"/>
+          <w:color w:val="000000"/>
+          <w:sz w:val="18"/>
+          <w:highlight w:val="lightGray"/>
+        </w:rPr>
+        <w:t>n</w:t>
+      </w:r>
+      <w:r>
+        <w:rPr>
+          <w:rFonts w:ascii="Arial" w:hAnsi="Arial" w:eastAsia="Arial" w:cs="Arial"/>
+          <w:b/>
+          <w:i w:val="0"/>
+          <w:color w:val="000000"/>
+          <w:sz w:val="18"/>
+          <w:highlight w:val="lightGray"/>
+        </w:rPr>
+        <w:t>S</w:t>
+      </w:r>
+      <w:r>
+        <w:rPr>
+          <w:rFonts w:ascii="Arial" w:hAnsi="Arial" w:eastAsia="Arial" w:cs="Arial"/>
+          <w:b/>
+          <w:i w:val="0"/>
+          <w:color w:val="000000"/>
+          <w:sz w:val="18"/>
+          <w:highlight w:val="lightGray"/>
+        </w:rPr>
+        <w:t>h</w:t>
+      </w:r>
+      <w:r>
+        <w:rPr>
+          <w:rFonts w:ascii="Arial" w:hAnsi="Arial" w:eastAsia="Arial" w:cs="Arial"/>
+          <w:b/>
+          <w:i w:val="0"/>
+          <w:color w:val="000000"/>
+          <w:sz w:val="18"/>
+          <w:highlight w:val="lightGray"/>
+        </w:rPr>
+        <w:t>o</w:t>
+      </w:r>
+      <w:r>
+        <w:rPr>
+          <w:rFonts w:ascii="Arial" w:hAnsi="Arial" w:eastAsia="Arial" w:cs="Arial"/>
+          <w:b/>
+          <w:i w:val="0"/>
+          <w:color w:val="000000"/>
+          <w:sz w:val="18"/>
+          <w:highlight w:val="lightGray"/>
+        </w:rPr>
+        <w:t>t</w:t>
+      </w:r>
+      <w:r>
+        <w:rPr>
+          <w:rFonts w:ascii="Arial" w:hAnsi="Arial"/>
+          <w:sz w:val="18"/>
           <w:highlight w:val="lightGray"/>
         </w:rPr>
         <w:t xml:space="preserve"> </w:t>
       </w:r>
       <w:r>
         <w:rPr>
-          <w:rFonts w:ascii="Arial" w:eastAsia="Arial" w:hAnsi="Arial" w:cs="Arial"/>
-          <w:b/>
-          <w:bCs/>
-          <w:sz w:val="18"/>
-          <w:szCs w:val="18"/>
+          <w:rFonts w:ascii="Arial" w:hAnsi="Arial"/>
+          <w:b/>
+          <w:sz w:val="18"/>
           <w:highlight w:val="lightGray"/>
         </w:rPr>
         <w:t>Source</w:t>
       </w:r>
       <w:r>
         <w:rPr>
-          <w:rFonts w:ascii="Arial" w:eastAsia="Arial" w:hAnsi="Arial" w:cs="Arial"/>
-          <w:sz w:val="18"/>
-          <w:szCs w:val="18"/>
+          <w:rFonts w:ascii="Arial" w:hAnsi="Arial"/>
+          <w:sz w:val="18"/>
           <w:highlight w:val="lightGray"/>
         </w:rPr>
         <w:t xml:space="preserve">: </w:t>
       </w:r>
       <w:r>
         <w:rPr>
-          <w:rFonts w:ascii="Arial" w:eastAsia="Arial" w:hAnsi="Arial" w:cs="Arial"/>
-          <w:b/>
-          <w:bCs/>
-          <w:sz w:val="18"/>
-          <w:szCs w:val="18"/>
+          <w:rFonts w:ascii="Arial" w:hAnsi="Arial"/>
+          <w:b/>
+          <w:sz w:val="18"/>
           <w:highlight w:val="lightGray"/>
         </w:rPr>
         <w:t>Provided by:</w:t>
       </w:r>
       <w:r>
         <w:rPr>
-          <w:rFonts w:ascii="Arial" w:eastAsia="Arial" w:hAnsi="Arial" w:cs="Arial"/>
-          <w:sz w:val="18"/>
-          <w:szCs w:val="18"/>
+          <w:rFonts w:ascii="Arial" w:hAnsi="Arial"/>
+          <w:sz w:val="18"/>
           <w:highlight w:val="lightGray"/>
         </w:rPr>
         <w:t xml:space="preserve"> [Persons Table -&gt; ID Column: 1, </w:t>
       </w:r>
-      <w:proofErr w:type="spellStart"/>
-      <w:r>
-        <w:rPr>
-          <w:rFonts w:ascii="Arial" w:eastAsia="Arial" w:hAnsi="Arial" w:cs="Arial"/>
-          <w:sz w:val="18"/>
-          <w:szCs w:val="18"/>
+      <w:r>
+        <w:rPr>
+          <w:rFonts w:ascii="Arial" w:hAnsi="Arial"/>
+          <w:sz w:val="18"/>
           <w:highlight w:val="lightGray"/>
         </w:rPr>
         <w:t>Name_En</w:t>
       </w:r>
-      <w:proofErr w:type="spellEnd"/>
-      <w:r>
-        <w:rPr>
-          <w:rFonts w:ascii="Arial" w:eastAsia="Arial" w:hAnsi="Arial" w:cs="Arial"/>
-          <w:sz w:val="18"/>
-          <w:szCs w:val="18"/>
+      <w:r>
+        <w:rPr>
+          <w:rFonts w:ascii="Arial" w:hAnsi="Arial"/>
+          <w:sz w:val="18"/>
           <w:highlight w:val="lightGray"/>
         </w:rPr>
         <w:t xml:space="preserve"> Column: Motasem Essam] -&gt; </w:t>
       </w:r>
       <w:r>
         <w:rPr>
-          <w:rFonts w:ascii="Arial" w:eastAsia="Arial" w:hAnsi="Arial" w:cs="Arial"/>
-          <w:b/>
-          <w:bCs/>
-          <w:sz w:val="18"/>
-          <w:szCs w:val="18"/>
+          <w:rFonts w:ascii="Arial" w:hAnsi="Arial"/>
+          <w:b/>
+          <w:sz w:val="18"/>
           <w:highlight w:val="lightGray"/>
         </w:rPr>
         <w:t>Tool:</w:t>
       </w:r>
       <w:r>
         <w:rPr>
-          <w:rFonts w:ascii="Arial" w:eastAsia="Arial" w:hAnsi="Arial" w:cs="Arial"/>
-          <w:sz w:val="18"/>
-          <w:szCs w:val="18"/>
+          <w:rFonts w:ascii="Arial" w:hAnsi="Arial"/>
+          <w:sz w:val="18"/>
           <w:highlight w:val="lightGray"/>
         </w:rPr>
         <w:t xml:space="preserve"> [</w:t>
       </w:r>
-      <w:proofErr w:type="spellStart"/>
-      <w:r>
-        <w:rPr>
-          <w:rFonts w:ascii="Arial" w:eastAsia="Arial" w:hAnsi="Arial" w:cs="Arial"/>
-          <w:sz w:val="18"/>
-          <w:szCs w:val="18"/>
+      <w:r>
+        <w:rPr>
+          <w:rFonts w:ascii="Arial" w:hAnsi="Arial"/>
+          <w:sz w:val="18"/>
           <w:highlight w:val="lightGray"/>
         </w:rPr>
         <w:t>Lightshot</w:t>
       </w:r>
-      <w:proofErr w:type="spellEnd"/>
-      <w:r>
-        <w:rPr>
-          <w:rFonts w:ascii="Arial" w:eastAsia="Arial" w:hAnsi="Arial" w:cs="Arial"/>
-          <w:sz w:val="18"/>
-          <w:szCs w:val="18"/>
+      <w:r>
+        <w:rPr>
+          <w:rFonts w:ascii="Arial" w:hAnsi="Arial"/>
+          <w:sz w:val="18"/>
           <w:highlight w:val="lightGray"/>
         </w:rPr>
         <w:t xml:space="preserve"> Program] -&gt; </w:t>
       </w:r>
       <w:r>
         <w:rPr>
-          <w:rFonts w:ascii="Arial" w:eastAsia="Arial" w:hAnsi="Arial" w:cs="Arial"/>
-          <w:b/>
-          <w:bCs/>
-          <w:sz w:val="18"/>
-          <w:szCs w:val="18"/>
+          <w:rFonts w:ascii="Arial" w:hAnsi="Arial"/>
+          <w:b/>
+          <w:sz w:val="18"/>
           <w:highlight w:val="lightGray"/>
         </w:rPr>
         <w:t xml:space="preserve">From </w:t>
       </w:r>
       <w:r>
         <w:rPr>
-          <w:rFonts w:ascii="Arial" w:eastAsia="Arial" w:hAnsi="Arial" w:cs="Arial"/>
-          <w:sz w:val="18"/>
-          <w:szCs w:val="18"/>
+          <w:rFonts w:ascii="Arial" w:hAnsi="Arial"/>
+          <w:sz w:val="18"/>
           <w:highlight w:val="lightGray"/>
         </w:rPr>
         <w:t>[Site:</w:t>
@@ -32547,80 +33623,57 @@
       </w:r>
       <w:r>
         <w:rPr>
-          <w:rFonts w:ascii="Arial" w:eastAsia="Arial" w:hAnsi="Arial" w:cs="Arial"/>
-          <w:sz w:val="18"/>
-          <w:szCs w:val="18"/>
+          <w:rFonts w:ascii="Arial" w:hAnsi="Arial"/>
+          <w:sz w:val="18"/>
           <w:highlight w:val="lightGray"/>
         </w:rPr>
         <w:t xml:space="preserve">https://gitlab.com] </w:t>
       </w:r>
       <w:r>
         <w:rPr>
-          <w:rFonts w:ascii="Arial" w:eastAsia="Arial" w:hAnsi="Arial" w:cs="Arial"/>
-          <w:b/>
-          <w:bCs/>
-          <w:sz w:val="18"/>
-          <w:szCs w:val="18"/>
+          <w:rFonts w:ascii="Arial" w:hAnsi="Arial"/>
+          <w:b/>
+          <w:sz w:val="18"/>
           <w:highlight w:val="lightGray"/>
         </w:rPr>
         <w:t>on</w:t>
       </w:r>
       <w:r>
         <w:rPr>
-          <w:rFonts w:ascii="Arial" w:eastAsia="Arial" w:hAnsi="Arial" w:cs="Arial"/>
-          <w:sz w:val="18"/>
-          <w:szCs w:val="18"/>
+          <w:rFonts w:ascii="Arial" w:hAnsi="Arial"/>
+          <w:sz w:val="18"/>
           <w:highlight w:val="lightGray"/>
         </w:rPr>
         <w:t xml:space="preserve"> [</w:t>
       </w:r>
       <w:r>
         <w:rPr>
-          <w:rFonts w:ascii="Arial" w:eastAsia="Arial" w:hAnsi="Arial" w:cs="Arial"/>
-          <w:bCs/>
-          <w:kern w:val="0"/>
-          <w:sz w:val="18"/>
-          <w:szCs w:val="14"/>
-          <w:highlight w:val="lightGray"/>
-          <w:shd w:val="clear" w:color="auto" w:fill="B7B7B7"/>
-          <w:lang w:val="en"/>
-          <w14:ligatures w14:val="none"/>
+          <w:rFonts w:ascii="Arial" w:hAnsi="Arial"/>
+          <w:sz w:val="18"/>
+          <w:highlight w:val="lightGray"/>
         </w:rPr>
         <w:t>2/</w:t>
       </w:r>
       <w:r>
         <w:rPr>
-          <w:rFonts w:ascii="Arial" w:eastAsia="Arial" w:hAnsi="Arial" w:cs="Arial"/>
-          <w:bCs/>
-          <w:kern w:val="0"/>
-          <w:sz w:val="18"/>
-          <w:szCs w:val="14"/>
-          <w:highlight w:val="lightGray"/>
-          <w:shd w:val="clear" w:color="auto" w:fill="B7B7B7"/>
-          <w:lang w:val="en"/>
-          <w14:ligatures w14:val="none"/>
+          <w:rFonts w:ascii="Arial" w:hAnsi="Arial"/>
+          <w:sz w:val="18"/>
+          <w:highlight w:val="lightGray"/>
         </w:rPr>
         <w:t>19</w:t>
       </w:r>
       <w:r>
         <w:rPr>
-          <w:rFonts w:ascii="Arial" w:eastAsia="Arial" w:hAnsi="Arial" w:cs="Arial"/>
-          <w:bCs/>
-          <w:kern w:val="0"/>
-          <w:sz w:val="18"/>
-          <w:szCs w:val="14"/>
-          <w:highlight w:val="lightGray"/>
-          <w:shd w:val="clear" w:color="auto" w:fill="B7B7B7"/>
-          <w:lang w:val="en"/>
-          <w14:ligatures w14:val="none"/>
+          <w:rFonts w:ascii="Arial" w:hAnsi="Arial"/>
+          <w:sz w:val="18"/>
+          <w:highlight w:val="lightGray"/>
         </w:rPr>
         <w:t>/2026</w:t>
       </w:r>
       <w:r>
         <w:rPr>
-          <w:rFonts w:ascii="Arial" w:eastAsia="Arial" w:hAnsi="Arial" w:cs="Arial"/>
-          <w:sz w:val="18"/>
-          <w:szCs w:val="18"/>
+          <w:rFonts w:ascii="Arial" w:hAnsi="Arial"/>
+          <w:sz w:val="18"/>
           <w:highlight w:val="lightGray"/>
         </w:rPr>
         <w:t>]</w:t>
